--- a/courts/eighth-circuit/south-dakota/state/supreme-court/brief-on-the-merits/usage/OUTPUT-brief-on-the-merits.docx
+++ b/courts/eighth-circuit/south-dakota/state/supreme-court/brief-on-the-merits/usage/OUTPUT-brief-on-the-merits.docx
@@ -7012,7 +7012,7 @@
         <w:tab/>
       </w:r>
       <w:r>
-        <w:t xml:space="preserve">14, 18, 27</w:t>
+        <w:t xml:space="preserve">14, 18, 28</w:t>
       </w:r>
     </w:p>
     <w:p>
@@ -8600,7 +8600,7 @@
         <w:t xml:space="preserve"> </w:t>
       </w:r>
       <w:r>
-        <w:t xml:space="preserve">Applicant argued these two sections deserved confidential treatment, as potential “competitors [might] use [that information] to develop more attractive offers to landowners, which . . . directly impacts the competitiveness of Crowned Ridge Wind II’s affiliates . . . .” TR-A 5:4, R001988.</w:t>
+        <w:t xml:space="preserve">Applicant argued these two sections deserved confidential treatment, as potential “competitors [might] use [that information] to develop more attractive offers to landowners, which . . . directly impacts the competitiveness of Crowned Ridge Wind II’s affiliates . . . .” TR-A 5:4, R001988.</w:t>
       </w:r>
     </w:p>
     <w:p>
@@ -8661,7 +8661,7 @@
         <w:pStyle w:val="BodyTextNote"/>
       </w:pPr>
       <w:r>
-        <w:t xml:space="preserve">The Agency ruled the challenged provisions were not entitled to confidential treatment (R003224). The comments of counsel - and Commissioner Nelson’s response -demonstrate also the shift in wind farm development strategies from the era of the Kranz Easement (2013) to the recent submission of this Project to the Agency.</w:t>
+        <w:t xml:space="preserve">The Agency ruled the challenged provisions were not entitled to confidential treatment (R003224). The comments of counsel - and Commissioner Nelson’s response -​demonstrate also the shift in wind farm development strategies from the era of the Kranz Easement (2013) to the recent submission of this Project to the Agency.</w:t>
       </w:r>
       <w:r>
         <w:rPr>
@@ -9133,7 +9133,7 @@
         <w:t xml:space="preserve"> </w:t>
       </w:r>
       <w:r>
-        <w:t xml:space="preserve">a case in which their substantial rights have been prejudiced – their rights as property owners being fully ignored by the PUC -and the Agency’s resulting decision is thus legally defective.</w:t>
+        <w:t xml:space="preserve">a case in which their substantial rights have been prejudiced – their rights as property owners being fully ignored by the PUC -​and the Agency’s resulting decision is thus legally defective.</w:t>
       </w:r>
     </w:p>
     <w:p>
@@ -9677,7 +9677,7 @@
         <w:pStyle w:val="BodyTextNote"/>
       </w:pPr>
       <w:r>
-        <w:t xml:space="preserve">Permits are required as the legislature ensures the “location, construction, and operation of facilities will produce minimal adverse effects . . . upon the citizens of this state.” SDCL 49</w:t>
+        <w:t xml:space="preserve">Permits are required as the legislature ensures the “location, construction, and operation of facilities will produce minimal adverse effects . . . upon the citizens of this state.” SDCL 49</w:t>
       </w:r>
       <w:r>
         <w:noBreakHyphen/>
@@ -10706,7 +10706,7 @@
         <w:t xml:space="preserve">City of Aberdeen v. Meidinger</w:t>
       </w:r>
       <w:r>
-        <w:t xml:space="preserve">, 29 S.D. 412, 233 N.W.2d 331 (1975) involved criminal prosecution of a defendant charged with operating a junkyard without a permit. After being sentenced on a conviction in municipal court, defendant appealed, claiming that the statutes under which he was charged violated Article VI, s 18 of the South Dakota Constitution and the Equal Protection clause of the Fourteenth Amendment, U.S. Constitution. After reviewing potential different outcomes for violating municipal ordinances in Sioux Falls, Rapid City, Aberdeen, Mitchell, Clark and Garretson, this Court concluded the statutes were based on an “arbitrary classification resulting in unequal punishment for like offenses where one city qualifies population wise for a municipal court . . . and another in the same locality does not.”</w:t>
+        <w:t xml:space="preserve">, 29 S.D. 412, 233 N.W.2d 331 (1975) involved criminal prosecution of a defendant charged with operating a junkyard without a permit. After being sentenced on a conviction in municipal court, defendant appealed, claiming that the statutes under which he was charged violated Article VI, s 18 of the South Dakota Constitution and the Equal Protection clause of the Fourteenth Amendment, U.S. Constitution. After reviewing potential different outcomes for violating municipal ordinances in Sioux Falls, Rapid City, Aberdeen, Mitchell, Clark and Garretson, this Court concluded the statutes were based on an “arbitrary classification resulting in unequal punishment for like offenses where one city qualifies population wise for a municipal court . . . and another in the same locality does not.”</w:t>
       </w:r>
       <w:r>
         <w:t xml:space="preserve"> </w:t>
@@ -11443,7 +11443,7 @@
         <w:pStyle w:val="BodyTextNote"/>
       </w:pPr>
       <w:r>
-        <w:t xml:space="preserve">Applicant has obtained wind leases from Participants for purposes of siting the Project’s turbines. The leases include “Effects Easements,” accepting both Noise and Shadow Flicker from turbines on the Participant’s own land, or “attributable to the Wind Farm . . . on adjacent properties over and across the Owner’s Property.” R011898.</w:t>
+        <w:t xml:space="preserve">Applicant has obtained wind leases from Participants for purposes of siting the Project’s turbines. The leases include “Effects Easements,” accepting both Noise and Shadow Flicker from turbines on the Participant’s own land, or “attributable to the Wind Farm . . . on adjacent properties over and across the Owner’s Property.” R011898.</w:t>
       </w:r>
       <w:r>
         <w:rPr>
@@ -16459,7 +16459,7 @@
         <w:noBreakHyphen/>
       </w:r>
       <w:r>
-        <w:t xml:space="preserve">1, speaks in terms of “efforts of the utility to . . . minimize or avoid adverse environmental, social, economic, health, public safety, and historic or aesthetic preservation effects.”</w:t>
+        <w:t xml:space="preserve">1, speaks in terms of “efforts of the utility to . . . minimize or avoid adverse environmental, social, economic, health, public safety, and historic or aesthetic preservation effects.”</w:t>
       </w:r>
     </w:p>
   </w:footnote>
@@ -17511,7 +17511,7 @@
         <w:noBreakHyphen/>
       </w:r>
       <w:r>
-        <w:t xml:space="preserve">12 - “It’s how many turbines are around a particular house or a point of interest. . . . [T]he density of turbines is such that there’s lots of nonparticipating houses with predicted levels above 40 [dbA]. At my last count I think it was approaching 100 [homes]. It was a lot. . . . And I would like to see a lot lower number there.” Hessler’s stated concerns remain unaddressed by the Agency, ostensibly in pursuit of the legislature’s findings.</w:t>
+        <w:t xml:space="preserve">12 - “It’s how many turbines are around a particular house or a point of interest. . . . [T]he density of turbines is such that there’s lots of nonparticipating houses with predicted levels above 40 [dbA]. At my last count I think it was approaching 100 [homes]. It was a lot. . . . And I would like to see a lot lower number there.” Hessler’s stated concerns remain unaddressed by the Agency, ostensibly in pursuit of the legislature’s findings.</w:t>
       </w:r>
     </w:p>
   </w:footnote>
@@ -18135,7 +18135,7 @@
         <w:t xml:space="preserve">v. City of Tiburon</w:t>
       </w:r>
       <w:r>
-        <w:t xml:space="preserve">, 447 U.S. 255, 260 (1980), to the effect that a zoning ordinance “effects a taking if [such regulation] does not substantially advance legitimate state interests . . . .” The state</w:t>
+        <w:t xml:space="preserve">, 447 U.S. 255, 260 (1980), to the effect that a zoning ordinance “effects a taking if [such regulation] does not substantially advance legitimate state interests . . . .” The state</w:t>
       </w:r>
       <w:r>
         <w:t xml:space="preserve"> </w:t>
@@ -19814,6 +19814,7 @@
     <w:unhideWhenUsed/>
     <w:qFormat/>
     <w:pPr>
+      <w:keepLines/>
       <w:spacing w:before="0" w:after="140" w:line="276" w:lineRule="exact"/>
     </w:pPr>
     <w:rPr>
@@ -20064,6 +20065,33 @@
     <w:pPr>
       <w:spacing w:before="0" w:after="0" w:line="276" w:lineRule="exact"/>
       <w:ind w:left="2160" w:hanging="720"/>
+    </w:pPr>
+  </w:style>
+  <w:style w:type="paragraph" w:customStyle="1" w:styleId="XdQuoteList1">
+    <w:name w:val="Xd Quote List 1"/>
+    <w:basedOn w:val="Normal"/>
+    <w:qFormat/>
+    <w:pPr>
+      <w:spacing w:before="0" w:after="0" w:line="276" w:lineRule="exact"/>
+      <w:ind w:left="1440" w:right="720" w:hanging="720"/>
+    </w:pPr>
+  </w:style>
+  <w:style w:type="paragraph" w:customStyle="1" w:styleId="XdQuoteList2">
+    <w:name w:val="Xd Quote List 2"/>
+    <w:basedOn w:val="Normal"/>
+    <w:qFormat/>
+    <w:pPr>
+      <w:spacing w:before="0" w:after="0" w:line="276" w:lineRule="exact"/>
+      <w:ind w:left="2160" w:right="720" w:hanging="720"/>
+    </w:pPr>
+  </w:style>
+  <w:style w:type="paragraph" w:customStyle="1" w:styleId="XdQuoteList3">
+    <w:name w:val="Xd Quote List 3"/>
+    <w:basedOn w:val="Normal"/>
+    <w:qFormat/>
+    <w:pPr>
+      <w:spacing w:before="0" w:after="0" w:line="276" w:lineRule="exact"/>
+      <w:ind w:left="2880" w:right="720" w:hanging="720"/>
     </w:pPr>
   </w:style>
   <w:style w:type="paragraph" w:customStyle="1" w:styleId="XdQuoteOnly">

--- a/courts/eighth-circuit/south-dakota/state/supreme-court/brief-on-the-merits/usage/OUTPUT-brief-on-the-merits.docx
+++ b/courts/eighth-circuit/south-dakota/state/supreme-court/brief-on-the-merits/usage/OUTPUT-brief-on-the-merits.docx
@@ -4959,7 +4959,7 @@
         <w:tab/>
       </w:r>
       <w:r>
-        <w:t xml:space="preserve">29</w:t>
+        <w:t xml:space="preserve">29, 30</w:t>
       </w:r>
     </w:p>
     <w:p>
@@ -8600,7 +8600,7 @@
         <w:t xml:space="preserve"> </w:t>
       </w:r>
       <w:r>
-        <w:t xml:space="preserve">Applicant argued these two sections deserved confidential treatment, as potential “competitors [might] use [that information] to develop more attractive offers to landowners, which . . . directly impacts the competitiveness of Crowned Ridge Wind II’s affiliates . . . .” TR-A 5:4, R001988.</w:t>
+        <w:t xml:space="preserve">Applicant argued these two sections deserved confidential treatment, as potential “competitors [might] use [that information] to develop more attractive offers to landowners, which ⁠. ⁠. ⁠. directly impacts the competitiveness of Crowned Ridge Wind II’s affiliates ⁠. ⁠. ⁠. ⁠.” TR-A 5:4, R001988.</w:t>
       </w:r>
     </w:p>
     <w:p>
@@ -9677,7 +9677,7 @@
         <w:pStyle w:val="BodyTextNote"/>
       </w:pPr>
       <w:r>
-        <w:t xml:space="preserve">Permits are required as the legislature ensures the “location, construction, and operation of facilities will produce minimal adverse effects . . . upon the citizens of this state.” SDCL 49</w:t>
+        <w:t xml:space="preserve">Permits are required as the legislature ensures the “location, construction, and operation of facilities will produce minimal adverse effects ⁠. ⁠. ⁠. upon the citizens of this state.” SDCL 49</w:t>
       </w:r>
       <w:r>
         <w:noBreakHyphen/>
@@ -10706,7 +10706,7 @@
         <w:t xml:space="preserve">City of Aberdeen v. Meidinger</w:t>
       </w:r>
       <w:r>
-        <w:t xml:space="preserve">, 29 S.D. 412, 233 N.W.2d 331 (1975) involved criminal prosecution of a defendant charged with operating a junkyard without a permit. After being sentenced on a conviction in municipal court, defendant appealed, claiming that the statutes under which he was charged violated Article VI, s 18 of the South Dakota Constitution and the Equal Protection clause of the Fourteenth Amendment, U.S. Constitution. After reviewing potential different outcomes for violating municipal ordinances in Sioux Falls, Rapid City, Aberdeen, Mitchell, Clark and Garretson, this Court concluded the statutes were based on an “arbitrary classification resulting in unequal punishment for like offenses where one city qualifies population wise for a municipal court . . . and another in the same locality does not.”</w:t>
+        <w:t xml:space="preserve">, 29 S.D. 412, 233 N.W.2d 331 (1975) involved criminal prosecution of a defendant charged with operating a junkyard without a permit. After being sentenced on a conviction in municipal court, defendant appealed, claiming that the statutes under which he was charged violated Article VI, s 18 of the South Dakota Constitution and the Equal Protection clause of the Fourteenth Amendment, U.S. Constitution. After reviewing potential different outcomes for violating municipal ordinances in Sioux Falls, Rapid City, Aberdeen, Mitchell, Clark and Garretson, this Court concluded the statutes were based on an “arbitrary classification resulting in unequal punishment for like offenses where one city qualifies population wise for a municipal court ⁠. ⁠. ⁠. and another in the same locality does not.”</w:t>
       </w:r>
       <w:r>
         <w:t xml:space="preserve"> </w:t>
@@ -11443,7 +11443,7 @@
         <w:pStyle w:val="BodyTextNote"/>
       </w:pPr>
       <w:r>
-        <w:t xml:space="preserve">Applicant has obtained wind leases from Participants for purposes of siting the Project’s turbines. The leases include “Effects Easements,” accepting both Noise and Shadow Flicker from turbines on the Participant’s own land, or “attributable to the Wind Farm . . . on adjacent properties over and across the Owner’s Property.” R011898.</w:t>
+        <w:t xml:space="preserve">Applicant has obtained wind leases from Participants for purposes of siting the Project’s turbines. The leases include “Effects Easements,” accepting both Noise and Shadow Flicker from turbines on the Participant’s own land, or “attributable to the Wind Farm ⁠. ⁠. ⁠. on adjacent properties over and across the Owner’s Property.” R011898.</w:t>
       </w:r>
       <w:r>
         <w:rPr>
@@ -16459,7 +16459,7 @@
         <w:noBreakHyphen/>
       </w:r>
       <w:r>
-        <w:t xml:space="preserve">1, speaks in terms of “efforts of the utility to . . . minimize or avoid adverse environmental, social, economic, health, public safety, and historic or aesthetic preservation effects.”</w:t>
+        <w:t xml:space="preserve">1, speaks in terms of “efforts of the utility to ⁠. ⁠. ⁠. minimize or avoid adverse environmental, social, economic, health, public safety, and historic or aesthetic preservation effects.”</w:t>
       </w:r>
     </w:p>
   </w:footnote>
@@ -17511,7 +17511,7 @@
         <w:noBreakHyphen/>
       </w:r>
       <w:r>
-        <w:t xml:space="preserve">12 - “It’s how many turbines are around a particular house or a point of interest. . . . [T]he density of turbines is such that there’s lots of nonparticipating houses with predicted levels above 40 [dbA]. At my last count I think it was approaching 100 [homes]. It was a lot. . . . And I would like to see a lot lower number there.” Hessler’s stated concerns remain unaddressed by the Agency, ostensibly in pursuit of the legislature’s findings.</w:t>
+        <w:t xml:space="preserve">12 - “It’s how many turbines are around a particular house or a point of interest. ⁠. ⁠. ⁠. [T]he density of turbines is such that there’s lots of nonparticipating houses with predicted levels above 40 [dbA]. At my last count I think it was approaching 100 [homes]. It was a lot. ⁠. ⁠. ⁠. And I would like to see a lot lower number there.” Hessler’s stated concerns remain unaddressed by the Agency, ostensibly in pursuit of the legislature’s findings.</w:t>
       </w:r>
     </w:p>
   </w:footnote>
@@ -18135,7 +18135,7 @@
         <w:t xml:space="preserve">v. City of Tiburon</w:t>
       </w:r>
       <w:r>
-        <w:t xml:space="preserve">, 447 U.S. 255, 260 (1980), to the effect that a zoning ordinance “effects a taking if [such regulation] does not substantially advance legitimate state interests . . . .” The state</w:t>
+        <w:t xml:space="preserve">, 447 U.S. 255, 260 (1980), to the effect that a zoning ordinance “effects a taking if [such regulation] does not substantially advance legitimate state interests ⁠. ⁠. ⁠. ⁠.” The state</w:t>
       </w:r>
       <w:r>
         <w:t xml:space="preserve"> </w:t>

--- a/courts/eighth-circuit/south-dakota/state/supreme-court/brief-on-the-merits/usage/OUTPUT-brief-on-the-merits.docx
+++ b/courts/eighth-circuit/south-dakota/state/supreme-court/brief-on-the-merits/usage/OUTPUT-brief-on-the-merits.docx
@@ -475,9 +475,7 @@
         <w:jc w:val="center"/>
       </w:pPr>
       <w:r>
-        <w:t xml:space="preserve">19CIV20</w:t>
-        <w:noBreakHyphen/>
-        <w:t xml:space="preserve">000021</w:t>
+        <w:t xml:space="preserve">19CIV20-⁠000021</w:t>
       </w:r>
     </w:p>
     <w:p>
@@ -766,9 +764,7 @@
               <w:t xml:space="preserve"> </w:t>
             </w:r>
             <w:r>
-              <w:t xml:space="preserve">743</w:t>
-              <w:noBreakHyphen/>
-              <w:t xml:space="preserve">2070</w:t>
+              <w:t xml:space="preserve">743-⁠2070</w:t>
             </w:r>
           </w:p>
           <w:p>
@@ -1068,9 +1064,7 @@
               <w:t xml:space="preserve"> </w:t>
             </w:r>
             <w:r>
-              <w:t xml:space="preserve">332</w:t>
-              <w:noBreakHyphen/>
-              <w:t xml:space="preserve">5999</w:t>
+              <w:t xml:space="preserve">332-⁠5999</w:t>
             </w:r>
           </w:p>
           <w:p>
@@ -1286,9 +1280,7 @@
               <w:t xml:space="preserve"> </w:t>
             </w:r>
             <w:r>
-              <w:t xml:space="preserve">773</w:t>
-              <w:noBreakHyphen/>
-              <w:t xml:space="preserve">3201</w:t>
+              <w:t xml:space="preserve">773-⁠3201</w:t>
             </w:r>
           </w:p>
         </w:tc>
@@ -2510,11 +2502,7 @@
         <w:t xml:space="preserve"> </w:t>
       </w:r>
       <w:r>
-        <w:t xml:space="preserve">43</w:t>
-        <w:noBreakHyphen/>
-        <w:t xml:space="preserve">13</w:t>
-        <w:noBreakHyphen/>
-        <w:t xml:space="preserve">2(8)?</w:t>
+        <w:t xml:space="preserve">43-⁠13-⁠2(8)?</w:t>
       </w:r>
       <w:r>
         <w:t xml:space="preserve">   </w:t>
@@ -6665,11 +6653,7 @@
         <w:t xml:space="preserve"> </w:t>
       </w:r>
       <w:r>
-        <w:t xml:space="preserve">1</w:t>
-        <w:noBreakHyphen/>
-        <w:t xml:space="preserve">26</w:t>
-        <w:noBreakHyphen/>
-        <w:t xml:space="preserve">1(8)</w:t>
+        <w:t xml:space="preserve">1-⁠26-⁠1(8)</w:t>
       </w:r>
       <w:r>
         <w:t xml:space="preserve">   </w:t>
@@ -6697,11 +6681,7 @@
         <w:t xml:space="preserve"> </w:t>
       </w:r>
       <w:r>
-        <w:t xml:space="preserve">1</w:t>
-        <w:noBreakHyphen/>
-        <w:t xml:space="preserve">26</w:t>
-        <w:noBreakHyphen/>
-        <w:t xml:space="preserve">36</w:t>
+        <w:t xml:space="preserve">1-⁠26-⁠36</w:t>
       </w:r>
       <w:r>
         <w:t xml:space="preserve">   </w:t>
@@ -6729,11 +6709,7 @@
         <w:t xml:space="preserve"> </w:t>
       </w:r>
       <w:r>
-        <w:t xml:space="preserve">15</w:t>
-        <w:noBreakHyphen/>
-        <w:t xml:space="preserve">26A</w:t>
-        <w:noBreakHyphen/>
-        <w:t xml:space="preserve">3</w:t>
+        <w:t xml:space="preserve">15-⁠26A-⁠3</w:t>
       </w:r>
       <w:r>
         <w:t xml:space="preserve">   </w:t>
@@ -6761,11 +6737,7 @@
         <w:t xml:space="preserve"> </w:t>
       </w:r>
       <w:r>
-        <w:t xml:space="preserve">15</w:t>
-        <w:noBreakHyphen/>
-        <w:t xml:space="preserve">26A</w:t>
-        <w:noBreakHyphen/>
-        <w:t xml:space="preserve">66(b)⁠(4)</w:t>
+        <w:t xml:space="preserve">15-⁠26A-⁠66(b)⁠(4)</w:t>
       </w:r>
       <w:r>
         <w:t xml:space="preserve">   </w:t>
@@ -6793,11 +6765,7 @@
         <w:t xml:space="preserve"> </w:t>
       </w:r>
       <w:r>
-        <w:t xml:space="preserve">21</w:t>
-        <w:noBreakHyphen/>
-        <w:t xml:space="preserve">10</w:t>
-        <w:noBreakHyphen/>
-        <w:t xml:space="preserve">1</w:t>
+        <w:t xml:space="preserve">21-⁠10-⁠1</w:t>
       </w:r>
       <w:r>
         <w:t xml:space="preserve"> </w:t>
@@ -6809,9 +6777,7 @@
         <w:t xml:space="preserve"> </w:t>
       </w:r>
       <w:r>
-        <w:t xml:space="preserve"/>
-        <w:noBreakHyphen/>
-        <w:t xml:space="preserve">2</w:t>
+        <w:t xml:space="preserve">-⁠2</w:t>
       </w:r>
       <w:r>
         <w:t xml:space="preserve">   </w:t>
@@ -6839,11 +6805,7 @@
         <w:t xml:space="preserve"> </w:t>
       </w:r>
       <w:r>
-        <w:t xml:space="preserve">21</w:t>
-        <w:noBreakHyphen/>
-        <w:t xml:space="preserve">35</w:t>
-        <w:noBreakHyphen/>
-        <w:t xml:space="preserve">31</w:t>
+        <w:t xml:space="preserve">21-⁠35-⁠31</w:t>
       </w:r>
       <w:r>
         <w:t xml:space="preserve">   </w:t>
@@ -6871,11 +6833,7 @@
         <w:t xml:space="preserve"> </w:t>
       </w:r>
       <w:r>
-        <w:t xml:space="preserve">43</w:t>
-        <w:noBreakHyphen/>
-        <w:t xml:space="preserve">13</w:t>
-        <w:noBreakHyphen/>
-        <w:t xml:space="preserve">2</w:t>
+        <w:t xml:space="preserve">43-⁠13-⁠2</w:t>
       </w:r>
       <w:r>
         <w:t xml:space="preserve">   </w:t>
@@ -6903,11 +6861,7 @@
         <w:t xml:space="preserve"> </w:t>
       </w:r>
       <w:r>
-        <w:t xml:space="preserve">43</w:t>
-        <w:noBreakHyphen/>
-        <w:t xml:space="preserve">13</w:t>
-        <w:noBreakHyphen/>
-        <w:t xml:space="preserve">4</w:t>
+        <w:t xml:space="preserve">43-⁠13-⁠4</w:t>
       </w:r>
       <w:r>
         <w:t xml:space="preserve">   </w:t>
@@ -6935,11 +6889,7 @@
         <w:t xml:space="preserve"> </w:t>
       </w:r>
       <w:r>
-        <w:t xml:space="preserve">49</w:t>
-        <w:noBreakHyphen/>
-        <w:t xml:space="preserve">41B</w:t>
-        <w:noBreakHyphen/>
-        <w:t xml:space="preserve">1</w:t>
+        <w:t xml:space="preserve">49-⁠41B-⁠1</w:t>
       </w:r>
       <w:r>
         <w:t xml:space="preserve">   </w:t>
@@ -6967,11 +6917,7 @@
         <w:t xml:space="preserve"> </w:t>
       </w:r>
       <w:r>
-        <w:t xml:space="preserve">49</w:t>
-        <w:noBreakHyphen/>
-        <w:t xml:space="preserve">41B</w:t>
-        <w:noBreakHyphen/>
-        <w:t xml:space="preserve">2</w:t>
+        <w:t xml:space="preserve">49-⁠41B-⁠2</w:t>
       </w:r>
       <w:r>
         <w:t xml:space="preserve">   </w:t>
@@ -6999,11 +6945,7 @@
         <w:t xml:space="preserve"> </w:t>
       </w:r>
       <w:r>
-        <w:t xml:space="preserve">49</w:t>
-        <w:noBreakHyphen/>
-        <w:t xml:space="preserve">41B</w:t>
-        <w:noBreakHyphen/>
-        <w:t xml:space="preserve">22</w:t>
+        <w:t xml:space="preserve">49-⁠41B-⁠22</w:t>
       </w:r>
       <w:r>
         <w:t xml:space="preserve">   </w:t>
@@ -7031,11 +6973,7 @@
         <w:t xml:space="preserve"> </w:t>
       </w:r>
       <w:r>
-        <w:t xml:space="preserve">49</w:t>
-        <w:noBreakHyphen/>
-        <w:t xml:space="preserve">41B</w:t>
-        <w:noBreakHyphen/>
-        <w:t xml:space="preserve">25</w:t>
+        <w:t xml:space="preserve">49-⁠41B-⁠25</w:t>
       </w:r>
       <w:r>
         <w:t xml:space="preserve">   </w:t>
@@ -7063,11 +7001,7 @@
         <w:t xml:space="preserve"> </w:t>
       </w:r>
       <w:r>
-        <w:t xml:space="preserve">49</w:t>
-        <w:noBreakHyphen/>
-        <w:t xml:space="preserve">41B</w:t>
-        <w:noBreakHyphen/>
-        <w:t xml:space="preserve">35</w:t>
+        <w:t xml:space="preserve">49-⁠41B-⁠35</w:t>
       </w:r>
       <w:r>
         <w:t xml:space="preserve">   </w:t>
@@ -7095,11 +7029,7 @@
         <w:t xml:space="preserve"> </w:t>
       </w:r>
       <w:r>
-        <w:t xml:space="preserve">49</w:t>
-        <w:noBreakHyphen/>
-        <w:t xml:space="preserve">41B</w:t>
-        <w:noBreakHyphen/>
-        <w:t xml:space="preserve">36</w:t>
+        <w:t xml:space="preserve">49-⁠41B-⁠36</w:t>
       </w:r>
       <w:r>
         <w:t xml:space="preserve">   </w:t>
@@ -7133,9 +7063,7 @@
         <w:t xml:space="preserve"> </w:t>
       </w:r>
       <w:r>
-        <w:t xml:space="preserve">43</w:t>
-        <w:noBreakHyphen/>
-        <w:t xml:space="preserve">13</w:t>
+        <w:t xml:space="preserve">43-⁠13</w:t>
       </w:r>
       <w:r>
         <w:t xml:space="preserve">   </w:t>
@@ -7169,9 +7097,7 @@
         <w:t xml:space="preserve"> </w:t>
       </w:r>
       <w:r>
-        <w:t xml:space="preserve">49</w:t>
-        <w:noBreakHyphen/>
-        <w:t xml:space="preserve">41B</w:t>
+        <w:t xml:space="preserve">49-⁠41B</w:t>
       </w:r>
       <w:r>
         <w:t xml:space="preserve">   </w:t>
@@ -7617,19 +7543,7 @@
         <w:pStyle w:val="BodyText"/>
       </w:pPr>
       <w:r>
-        <w:t xml:space="preserve">The Agency’s accumulated record is massive (about 15,000 pages). References to that record employ the prefix “R” followed by page(s). When referring to a specific document, numbered-lettered as an exhibit, the reference is underscored, as in “Ex. A12</w:t>
-      </w:r>
-      <w:r>
-        <w:noBreakHyphen/>
-      </w:r>
-      <w:r>
-        <w:t xml:space="preserve">1,” followed by citation to the Agency’s record. The transcript of argument to the PUC on claims of “confidentiality” (September 17, 2019) is referenced as “TR-A” followed by page and line. Testimony during the Agency’s evidentiary hearing (February 4</w:t>
-      </w:r>
-      <w:r>
-        <w:noBreakHyphen/>
-      </w:r>
-      <w:r>
-        <w:t xml:space="preserve">6, 2020) is cited “TR-H” followed by page and line. The circuit court heard argument on November 23, 2020; that transcript is referenced as “TR-C,” with page and line. Citations to the Clerk’s Record appear as “CR”- followed by page in the Clerk’s index.</w:t>
+        <w:t xml:space="preserve">The Agency’s accumulated record is massive (about 15,000 pages). References to that record employ the prefix “R” followed by page(s). When referring to a specific document, numbered-lettered as an exhibit, the reference is underscored, as in “Ex. A12-⁠1,” followed by citation to the Agency’s record. The transcript of argument to the PUC on claims of “confidentiality” (September 17, 2019) is referenced as “TR-A” followed by page and line. Testimony during the Agency’s evidentiary hearing (February 4-⁠6, 2020) is cited “TR-H” followed by page and line. The circuit court heard argument on November 23, 2020; that transcript is referenced as “TR-C,” with page and line. Citations to the Clerk’s Record appear as “CR”- followed by page in the Clerk’s index.</w:t>
       </w:r>
     </w:p>
     <w:p>
@@ -7719,43 +7633,7 @@
         <w:pStyle w:val="BodyText"/>
       </w:pPr>
       <w:r>
-        <w:t xml:space="preserve">The circuit court’s order of March 12, 2021 (see Appendix B, CR</w:t>
-      </w:r>
-      <w:r>
-        <w:noBreakHyphen/>
-      </w:r>
-      <w:r>
-        <w:t xml:space="preserve">1566), incorporates the court’s previously issued memorandum opinion (“Mem. Op.,” CR</w:t>
-      </w:r>
-      <w:r>
-        <w:noBreakHyphen/>
-      </w:r>
-      <w:r>
-        <w:t xml:space="preserve">1528, see Appendix A), affirming the Agency’s decision and order of April 6, 2020. R014230. Notice of entry of the order was served March 15, 2021. CR</w:t>
-      </w:r>
-      <w:r>
-        <w:noBreakHyphen/>
-      </w:r>
-      <w:r>
-        <w:t xml:space="preserve">1586. Notice of Appeal was filed April 6, 2021. CR</w:t>
-      </w:r>
-      <w:r>
-        <w:noBreakHyphen/>
-      </w:r>
-      <w:r>
-        <w:t xml:space="preserve">1609. This Court has jurisdiction under SDCL 15</w:t>
-      </w:r>
-      <w:r>
-        <w:noBreakHyphen/>
-      </w:r>
-      <w:r>
-        <w:t xml:space="preserve">26A</w:t>
-      </w:r>
-      <w:r>
-        <w:noBreakHyphen/>
-      </w:r>
-      <w:r>
-        <w:t xml:space="preserve">3.</w:t>
+        <w:t xml:space="preserve">The circuit court’s order of March 12, 2021 (see Appendix B, CR-⁠1566), incorporates the court’s previously issued memorandum opinion (“Mem. Op.,” CR-⁠1528, see Appendix A), affirming the Agency’s decision and order of April 6, 2020. R014230. Notice of entry of the order was served March 15, 2021. CR-⁠1586. Notice of Appeal was filed April 6, 2021. CR-⁠1609. This Court has jurisdiction under SDCL 15-⁠26A-⁠3.</w:t>
       </w:r>
       <w:r>
         <w:t xml:space="preserve"> </w:t>
@@ -7899,19 +7777,7 @@
         <w:pStyle w:val="XdQuoteOnly"/>
       </w:pPr>
       <w:r>
-        <w:t xml:space="preserve">Whether the Agency, authorized to promulgate rules concerning wind energy conversion facilities (SDCL 49</w:t>
-      </w:r>
-      <w:r>
-        <w:noBreakHyphen/>
-      </w:r>
-      <w:r>
-        <w:t xml:space="preserve">41B</w:t>
-      </w:r>
-      <w:r>
-        <w:noBreakHyphen/>
-      </w:r>
-      <w:r>
-        <w:t xml:space="preserve">35)</w:t>
+        <w:t xml:space="preserve">Whether the Agency, authorized to promulgate rules concerning wind energy conversion facilities (SDCL 49-⁠41B-⁠35)</w:t>
       </w:r>
       <w:r>
         <w:t xml:space="preserve"> </w:t>
@@ -8003,19 +7869,7 @@
         <w:t xml:space="preserve"> </w:t>
       </w:r>
       <w:r>
-        <w:t xml:space="preserve">- to adopt rules concerning the statutory standard of “minimal adverse effects.” (Mem. Op., 14</w:t>
-      </w:r>
-      <w:r>
-        <w:noBreakHyphen/>
-      </w:r>
-      <w:r>
-        <w:t xml:space="preserve">16, CR</w:t>
-      </w:r>
-      <w:r>
-        <w:noBreakHyphen/>
-      </w:r>
-      <w:r>
-        <w:t xml:space="preserve">1542).</w:t>
+        <w:t xml:space="preserve">- to adopt rules concerning the statutory standard of “minimal adverse effects.” (Mem. Op., 14-⁠16, CR-⁠1542).</w:t>
       </w:r>
     </w:p>
     <w:p>
@@ -8107,19 +7961,7 @@
         <w:pStyle w:val="XdQuoteOnly"/>
       </w:pPr>
       <w:r>
-        <w:t xml:space="preserve">Whether SDCL 43</w:t>
-      </w:r>
-      <w:r>
-        <w:noBreakHyphen/>
-      </w:r>
-      <w:r>
-        <w:t xml:space="preserve">13</w:t>
-      </w:r>
-      <w:r>
-        <w:noBreakHyphen/>
-      </w:r>
-      <w:r>
-        <w:t xml:space="preserve">2, “Easements and Servitudes,” applies to the land and property interests of Appellants, bearing on the Applicant’s claimed right to hereafter discharge adulterated light (in the form of Shadow Flicker, along with other Effects) onto and into the dwellings and lands of Appellants, given that the Agency’s Decision offers or affords approval of such discharge but without the required consent of the fee owner[?]</w:t>
+        <w:t xml:space="preserve">Whether SDCL 43-⁠13-⁠2, “Easements and Servitudes,” applies to the land and property interests of Appellants, bearing on the Applicant’s claimed right to hereafter discharge adulterated light (in the form of Shadow Flicker, along with other Effects) onto and into the dwellings and lands of Appellants, given that the Agency’s Decision offers or affords approval of such discharge but without the required consent of the fee owner[?]</w:t>
       </w:r>
     </w:p>
     <w:p>
@@ -8171,19 +8013,7 @@
         <w:t xml:space="preserve"> </w:t>
       </w:r>
       <w:r>
-        <w:t xml:space="preserve">Taking note, at 16, of Staff’s argument the PUC “is not a court of general jurisdiction and has no authority to assess property rights, nor waive any underlying law, ordinance or regulation that otherwise applies to the construction of wind turbines,” the trial court concluded the statute that Appellants rely on (SDCL 43</w:t>
-      </w:r>
-      <w:r>
-        <w:noBreakHyphen/>
-      </w:r>
-      <w:r>
-        <w:t xml:space="preserve">13</w:t>
-      </w:r>
-      <w:r>
-        <w:noBreakHyphen/>
-      </w:r>
-      <w:r>
-        <w:t xml:space="preserve">2(8), suggesting that the “right to discharge light upon and over land is an affirmative easement”) is a matter beyond the jurisdiction of the Agency. With the PUC making no relevant determinations concerning easements,</w:t>
+        <w:t xml:space="preserve">Taking note, at 16, of Staff’s argument the PUC “is not a court of general jurisdiction and has no authority to assess property rights, nor waive any underlying law, ordinance or regulation that otherwise applies to the construction of wind turbines,” the trial court concluded the statute that Appellants rely on (SDCL 43-⁠13-⁠2(8), suggesting that the “right to discharge light upon and over land is an affirmative easement”) is a matter beyond the jurisdiction of the Agency. With the PUC making no relevant determinations concerning easements,</w:t>
       </w:r>
       <w:r>
         <w:rPr>
@@ -8195,13 +8025,7 @@
         <w:t xml:space="preserve"> </w:t>
       </w:r>
       <w:r>
-        <w:t xml:space="preserve">the trial court concluded it need “not weigh into the question of easements” (Mem. Op., at 17, CR</w:t>
-      </w:r>
-      <w:r>
-        <w:noBreakHyphen/>
-      </w:r>
-      <w:r>
-        <w:t xml:space="preserve">1545).</w:t>
+        <w:t xml:space="preserve">the trial court concluded it need “not weigh into the question of easements” (Mem. Op., at 17, CR-⁠1545).</w:t>
       </w:r>
       <w:r>
         <w:rPr>
@@ -8255,19 +8079,7 @@
         <w:t xml:space="preserve"> </w:t>
       </w:r>
       <w:r>
-        <w:t xml:space="preserve">Whether Applicant’s casting of shadow flicker on Non-Participants, having granted no easements to Applicant, conflicts with the rights and privileges of such landowners under SDCL 43</w:t>
-      </w:r>
-      <w:r>
-        <w:noBreakHyphen/>
-      </w:r>
-      <w:r>
-        <w:t xml:space="preserve">13</w:t>
-      </w:r>
-      <w:r>
-        <w:noBreakHyphen/>
-      </w:r>
-      <w:r>
-        <w:t xml:space="preserve">2(8)?</w:t>
+        <w:t xml:space="preserve">Whether Applicant’s casting of shadow flicker on Non-Participants, having granted no easements to Applicant, conflicts with the rights and privileges of such landowners under SDCL 43-⁠13-⁠2(8)?</w:t>
       </w:r>
     </w:p>
     <w:p>
@@ -8311,31 +8123,13 @@
         <w:pStyle w:val="XdQuoteOnly"/>
       </w:pPr>
       <w:r>
-        <w:t xml:space="preserve">Whether the exercise of the Agency’s permitting authority under Chapter 49</w:t>
-      </w:r>
-      <w:r>
-        <w:noBreakHyphen/>
-      </w:r>
-      <w:r>
-        <w:t xml:space="preserve">41B,</w:t>
-      </w:r>
-      <w:r>
-        <w:t xml:space="preserve"> </w:t>
-      </w:r>
-      <w:r>
-        <w:t xml:space="preserve">SDCL, giving approval for the casting of Effects over the homes and lands of Non-Participants, but without an easement being conferred in favor of Applicant and also without the provisions of SDCL 21</w:t>
-      </w:r>
-      <w:r>
-        <w:noBreakHyphen/>
-      </w:r>
-      <w:r>
-        <w:t xml:space="preserve">35</w:t>
-      </w:r>
-      <w:r>
-        <w:noBreakHyphen/>
-      </w:r>
-      <w:r>
-        <w:t xml:space="preserve">31</w:t>
+        <w:t xml:space="preserve">Whether the exercise of the Agency’s permitting authority under Chapter 49-⁠41B,</w:t>
+      </w:r>
+      <w:r>
+        <w:t xml:space="preserve"> </w:t>
+      </w:r>
+      <w:r>
+        <w:t xml:space="preserve">SDCL, giving approval for the casting of Effects over the homes and lands of Non-Participants, but without an easement being conferred in favor of Applicant and also without the provisions of SDCL 21-⁠35-⁠31</w:t>
       </w:r>
       <w:r>
         <w:t xml:space="preserve"> </w:t>
@@ -8554,13 +8348,7 @@
         <w:pStyle w:val="BodyText"/>
       </w:pPr>
       <w:r>
-        <w:t xml:space="preserve">Appellants are neighbors, all living within several miles of Goodwin, a small village in Deuel County. Ehlebracht and Kranz are to the south, very near Bemis, while the Grebers and Ralls are to the northeast. The four homes and associated lands are nonconsensually embraced by Applicant behind the Project’s rendered boundary line, represented by four “red dots.” Ex. A14</w:t>
-      </w:r>
-      <w:r>
-        <w:noBreakHyphen/>
-      </w:r>
-      <w:r>
-        <w:t xml:space="preserve">2, R011280.</w:t>
+        <w:t xml:space="preserve">Appellants are neighbors, all living within several miles of Goodwin, a small village in Deuel County. Ehlebracht and Kranz are to the south, very near Bemis, while the Grebers and Ralls are to the northeast. The four homes and associated lands are nonconsensually embraced by Applicant behind the Project’s rendered boundary line, represented by four “red dots.” Ex. A14-⁠2, R011280.</w:t>
       </w:r>
     </w:p>
     <w:p>
@@ -8568,19 +8356,7 @@
         <w:pStyle w:val="BodyText"/>
       </w:pPr>
       <w:r>
-        <w:t xml:space="preserve">Appellants’ individual sites are smaller parcels, with the exception of Mrs. Kranz’ farm at Bemis. Applicant’s affiliate sought - in or about 2013, without success - to obtain a wind turbine site lease with myriad easements from Appellant Kranz, a document commonly referenced as the “Kranz Easement.” Ex I</w:t>
-      </w:r>
-      <w:r>
-        <w:noBreakHyphen/>
-      </w:r>
-      <w:r>
-        <w:t xml:space="preserve">2, R013272. Applicant sought to exclude the Kranz Easement (R001499</w:t>
-      </w:r>
-      <w:r>
-        <w:noBreakHyphen/>
-      </w:r>
-      <w:r>
-        <w:t xml:space="preserve">001525) from the record based on a claim of confidentiality, with the “application for party status (corrected)” [R001197] being partially expunged from the record for a time at Applicant’s behest. R001215.</w:t>
+        <w:t xml:space="preserve">Appellants’ individual sites are smaller parcels, with the exception of Mrs. Kranz’ farm at Bemis. Applicant’s affiliate sought - in or about 2013, without success - to obtain a wind turbine site lease with myriad easements from Appellant Kranz, a document commonly referenced as the “Kranz Easement.” Ex I-⁠2, R013272. Applicant sought to exclude the Kranz Easement (R001499-⁠001525) from the record based on a claim of confidentiality, with the “application for party status (corrected)” [R001197] being partially expunged from the record for a time at Applicant’s behest. R001215.</w:t>
       </w:r>
     </w:p>
     <w:p>
@@ -8608,13 +8384,7 @@
         <w:pStyle w:val="XdQuoteOnly"/>
       </w:pPr>
       <w:r>
-        <w:t xml:space="preserve">Given this assertion, Commissioner Nelson observed: [Counsel’s] reasoning for keeping this confidential - - and I’m going to quote this. He said today “to prevent more attractive offers to landowners.” Well, when we get all of these developers coming to South Dakota, one of the things that they are contending is, by golly, you should approve our Application because we are benefitting landowners. And now he’s saying, well, by golly, we wouldn’t want to do anything to further improve the offer to landowners. I just find that offensive as it relates to South Dakota landowners. TR-A 15:16</w:t>
-      </w:r>
-      <w:r>
-        <w:noBreakHyphen/>
-      </w:r>
-      <w:r>
-        <w:t xml:space="preserve">16:4, R001998.</w:t>
+        <w:t xml:space="preserve">Given this assertion, Commissioner Nelson observed: [Counsel’s] reasoning for keeping this confidential - - and I’m going to quote this. He said today “to prevent more attractive offers to landowners.” Well, when we get all of these developers coming to South Dakota, one of the things that they are contending is, by golly, you should approve our Application because we are benefitting landowners. And now he’s saying, well, by golly, we wouldn’t want to do anything to further improve the offer to landowners. I just find that offensive as it relates to South Dakota landowners. TR-A 15:16-⁠16:4, R001998.</w:t>
       </w:r>
     </w:p>
     <w:p>
@@ -8695,13 +8465,7 @@
         <w:t xml:space="preserve"> </w:t>
       </w:r>
       <w:r>
-        <w:t xml:space="preserve">Ollson’s Ex. A12</w:t>
-      </w:r>
-      <w:r>
-        <w:noBreakHyphen/>
-      </w:r>
-      <w:r>
-        <w:t xml:space="preserve">16 (R006006) in both German and English, is the origin of the premise</w:t>
+        <w:t xml:space="preserve">Ollson’s Ex. A12-⁠16 (R006006) in both German and English, is the origin of the premise</w:t>
       </w:r>
       <w:r>
         <w:rPr>
@@ -8713,13 +8477,7 @@
         <w:t xml:space="preserve"> </w:t>
       </w:r>
       <w:r>
-        <w:t xml:space="preserve">that humans will withstand certain doses of Shadow Flicker without ill effect. A cursory review of the German study (“Information on How to Identify and Assess Optical Immissions Wind Turbines,” dated 2002) establishes that Shadow Flicker is not “significantly harassing” if not exceeding 30 hours per calendar year and “beyond no more than 30 minutes per calendar day.” R006011. The German study also provides for a limit of “8 hours per calendar year.” R006012. Ollson’s Ex. A12</w:t>
-      </w:r>
-      <w:r>
-        <w:noBreakHyphen/>
-      </w:r>
-      <w:r>
-        <w:t xml:space="preserve">15 (at R005988, with a slightly different summary at R005952) explains the German study recommendations:</w:t>
+        <w:t xml:space="preserve">that humans will withstand certain doses of Shadow Flicker without ill effect. A cursory review of the German study (“Information on How to Identify and Assess Optical Immissions Wind Turbines,” dated 2002) establishes that Shadow Flicker is not “significantly harassing” if not exceeding 30 hours per calendar year and “beyond no more than 30 minutes per calendar day.” R006011. The German study also provides for a limit of “8 hours per calendar year.” R006012. Ollson’s Ex. A12-⁠15 (at R005988, with a slightly different summary at R005952) explains the German study recommendations:</w:t>
       </w:r>
     </w:p>
     <w:p>
@@ -8831,19 +8589,7 @@
         <w:t xml:space="preserve"> </w:t>
       </w:r>
       <w:r>
-        <w:t xml:space="preserve">(EL</w:t>
-      </w:r>
-      <w:r>
-        <w:noBreakHyphen/>
-      </w:r>
-      <w:r>
-        <w:t xml:space="preserve">18</w:t>
-      </w:r>
-      <w:r>
-        <w:noBreakHyphen/>
-      </w:r>
-      <w:r>
-        <w:t xml:space="preserve">026), with limits set at 15 hours per year, along with a daily limit of 30 minutes (unless the residence owner had signed a waiver). R011810.</w:t>
+        <w:t xml:space="preserve">(EL-⁠18-⁠026), with limits set at 15 hours per year, along with a daily limit of 30 minutes (unless the residence owner had signed a waiver). R011810.</w:t>
       </w:r>
       <w:r>
         <w:rPr>
@@ -8855,13 +8601,7 @@
         <w:t xml:space="preserve"> </w:t>
       </w:r>
       <w:r>
-        <w:t xml:space="preserve">Witness Kearney further explained that Staff recommended “30 hours per year” (TR-H 573:10</w:t>
-      </w:r>
-      <w:r>
-        <w:noBreakHyphen/>
-      </w:r>
-      <w:r>
-        <w:t xml:space="preserve">13) for the</w:t>
+        <w:t xml:space="preserve">Witness Kearney further explained that Staff recommended “30 hours per year” (TR-H 573:10-⁠13) for the</w:t>
       </w:r>
       <w:r>
         <w:t xml:space="preserve"> </w:t>
@@ -8887,13 +8627,7 @@
         <w:t xml:space="preserve">Id.</w:t>
       </w:r>
       <w:r>
-        <w:t xml:space="preserve">) Kearney understands the usual annual limit of 30 hours has come into being because of a “determined court case, and it’s kind of slowly filtered through the U.S. in a lot of zoning ordinances and state ordinances.” TR-H 570:11</w:t>
-      </w:r>
-      <w:r>
-        <w:noBreakHyphen/>
-      </w:r>
-      <w:r>
-        <w:t xml:space="preserve">15.</w:t>
+        <w:t xml:space="preserve">) Kearney understands the usual annual limit of 30 hours has come into being because of a “determined court case, and it’s kind of slowly filtered through the U.S. in a lot of zoning ordinances and state ordinances.” TR-H 570:11-⁠15.</w:t>
       </w:r>
       <w:r>
         <w:rPr>
@@ -8907,13 +8641,7 @@
         <w:pStyle w:val="BodyTextNote"/>
       </w:pPr>
       <w:r>
-        <w:t xml:space="preserve">Witness Kearney testified that Staff relies on expert witness Hessler for sound guidance, being aware of the distinction between the expert’s “ideal design goal of 40 [dBA] and the regulatory permit limit of 45 dBA.” TR-H 575:14</w:t>
-      </w:r>
-      <w:r>
-        <w:noBreakHyphen/>
-      </w:r>
-      <w:r>
-        <w:t xml:space="preserve">17.</w:t>
+        <w:t xml:space="preserve">Witness Kearney testified that Staff relies on expert witness Hessler for sound guidance, being aware of the distinction between the expert’s “ideal design goal of 40 [dBA] and the regulatory permit limit of 45 dBA.” TR-H 575:14-⁠17.</w:t>
       </w:r>
       <w:r>
         <w:rPr>
@@ -9059,19 +8787,7 @@
         <w:pStyle w:val="BodyText"/>
       </w:pPr>
       <w:r>
-        <w:t xml:space="preserve">This appeal is governed by SDCL 1</w:t>
-      </w:r>
-      <w:r>
-        <w:noBreakHyphen/>
-      </w:r>
-      <w:r>
-        <w:t xml:space="preserve">26</w:t>
-      </w:r>
-      <w:r>
-        <w:noBreakHyphen/>
-      </w:r>
-      <w:r>
-        <w:t xml:space="preserve">36.</w:t>
+        <w:t xml:space="preserve">This appeal is governed by SDCL 1-⁠26-⁠36.</w:t>
       </w:r>
       <w:r>
         <w:t xml:space="preserve"> </w:t>
@@ -9677,31 +9393,7 @@
         <w:pStyle w:val="BodyTextNote"/>
       </w:pPr>
       <w:r>
-        <w:t xml:space="preserve">Permits are required as the legislature ensures the “location, construction, and operation of facilities will produce minimal adverse effects ⁠. ⁠. ⁠. upon the citizens of this state.” SDCL 49</w:t>
-      </w:r>
-      <w:r>
-        <w:noBreakHyphen/>
-      </w:r>
-      <w:r>
-        <w:t xml:space="preserve">41B</w:t>
-      </w:r>
-      <w:r>
-        <w:noBreakHyphen/>
-      </w:r>
-      <w:r>
-        <w:t xml:space="preserve">1. The Agency is directed to adopt rules to implement the chapter. SDCL 49</w:t>
-      </w:r>
-      <w:r>
-        <w:noBreakHyphen/>
-      </w:r>
-      <w:r>
-        <w:t xml:space="preserve">41B</w:t>
-      </w:r>
-      <w:r>
-        <w:noBreakHyphen/>
-      </w:r>
-      <w:r>
-        <w:t xml:space="preserve">35.</w:t>
+        <w:t xml:space="preserve">Permits are required as the legislature ensures the “location, construction, and operation of facilities will produce minimal adverse effects ⁠. ⁠. ⁠. upon the citizens of this state.” SDCL 49-⁠41B-⁠1. The Agency is directed to adopt rules to implement the chapter. SDCL 49-⁠41B-⁠35.</w:t>
       </w:r>
       <w:r>
         <w:t xml:space="preserve"> </w:t>
@@ -9743,13 +9435,7 @@
         <w:t xml:space="preserve"> </w:t>
       </w:r>
       <w:r>
-        <w:t xml:space="preserve">Ex. S2, R012746, TR-H 497:24</w:t>
-      </w:r>
-      <w:r>
-        <w:noBreakHyphen/>
-      </w:r>
-      <w:r>
-        <w:t xml:space="preserve">498:25.</w:t>
+        <w:t xml:space="preserve">Ex. S2, R012746, TR-H 497:24-⁠498:25.</w:t>
       </w:r>
       <w:r>
         <w:rPr>
@@ -9852,19 +9538,7 @@
         <w:t xml:space="preserve">Inc.</w:t>
       </w:r>
       <w:r>
-        <w:t xml:space="preserve">, 1997 S.D. 17, 559 N.W.2d 875, at ¶ 11, and in SDCL 1</w:t>
-      </w:r>
-      <w:r>
-        <w:noBreakHyphen/>
-      </w:r>
-      <w:r>
-        <w:t xml:space="preserve">26</w:t>
-      </w:r>
-      <w:r>
-        <w:noBreakHyphen/>
-      </w:r>
-      <w:r>
-        <w:t xml:space="preserve">1(8),</w:t>
+        <w:t xml:space="preserve">, 1997 S.D. 17, 559 N.W.2d 875, at ¶ 11, and in SDCL 1-⁠26-⁠1(8),</w:t>
       </w:r>
       <w:r>
         <w:t xml:space="preserve"> </w:t>
@@ -10082,19 +9756,7 @@
         <w:t xml:space="preserve">Telephone v. Chicago &amp; North Western Transp. Co.</w:t>
       </w:r>
       <w:r>
-        <w:t xml:space="preserve">, 245 N.W.2d 639, 642 (S.D. 1976). Employing one standard of “effects” for those in Bon Homme County, living in the shadows of a wind farm there, while applying quite another standard for those in Deuel County (Appellants), is unjust, an abuse of process flowing from the policy of SDCL 49</w:t>
-      </w:r>
-      <w:r>
-        <w:noBreakHyphen/>
-      </w:r>
-      <w:r>
-        <w:t xml:space="preserve">41B</w:t>
-      </w:r>
-      <w:r>
-        <w:noBreakHyphen/>
-      </w:r>
-      <w:r>
-        <w:t xml:space="preserve">1.</w:t>
+        <w:t xml:space="preserve">, 245 N.W.2d 639, 642 (S.D. 1976). Employing one standard of “effects” for those in Bon Homme County, living in the shadows of a wind farm there, while applying quite another standard for those in Deuel County (Appellants), is unjust, an abuse of process flowing from the policy of SDCL 49-⁠41B-⁠1.</w:t>
       </w:r>
     </w:p>
     <w:p>
@@ -10666,19 +10328,7 @@
         <w:t xml:space="preserve"> </w:t>
       </w:r>
       <w:r>
-        <w:t xml:space="preserve">approach in the permitting of large wind projects, persons who are Non-Participants are treated differently. The legislature’s findings in SDCL 49</w:t>
-      </w:r>
-      <w:r>
-        <w:noBreakHyphen/>
-      </w:r>
-      <w:r>
-        <w:t xml:space="preserve">41B</w:t>
-      </w:r>
-      <w:r>
-        <w:noBreakHyphen/>
-      </w:r>
-      <w:r>
-        <w:t xml:space="preserve">1 pertain statewide, rather than merely a particular area or territory of South Dakota.</w:t>
+        <w:t xml:space="preserve">approach in the permitting of large wind projects, persons who are Non-Participants are treated differently. The legislature’s findings in SDCL 49-⁠41B-⁠1 pertain statewide, rather than merely a particular area or territory of South Dakota.</w:t>
       </w:r>
       <w:r>
         <w:t xml:space="preserve"> </w:t>
@@ -11484,13 +11134,7 @@
         <w:t xml:space="preserve"> </w:t>
       </w:r>
       <w:r>
-        <w:t xml:space="preserve">Thus, without benefit of an interest created under the provisions of SDCL Chapter 43</w:t>
-      </w:r>
-      <w:r>
-        <w:noBreakHyphen/>
-      </w:r>
-      <w:r>
-        <w:t xml:space="preserve">13,</w:t>
+        <w:t xml:space="preserve">Thus, without benefit of an interest created under the provisions of SDCL Chapter 43-⁠13,</w:t>
       </w:r>
       <w:r>
         <w:t xml:space="preserve"> </w:t>
@@ -11612,19 +11256,7 @@
         <w:pStyle w:val="BodyTextNote"/>
       </w:pPr>
       <w:r>
-        <w:t xml:space="preserve">Aside from the statutory assignment under SDCL 49</w:t>
-      </w:r>
-      <w:r>
-        <w:noBreakHyphen/>
-      </w:r>
-      <w:r>
-        <w:t xml:space="preserve">41B</w:t>
-      </w:r>
-      <w:r>
-        <w:noBreakHyphen/>
-      </w:r>
-      <w:r>
-        <w:t xml:space="preserve">1</w:t>
+        <w:t xml:space="preserve">Aside from the statutory assignment under SDCL 49-⁠41B-⁠1</w:t>
       </w:r>
       <w:r>
         <w:rPr>
@@ -11633,19 +11265,7 @@
         <w:footnoteReference w:id="40"/>
       </w:r>
       <w:r>
-        <w:t xml:space="preserve">, and the elements for Applicant’s burden of proof listed in SDCL 49</w:t>
-      </w:r>
-      <w:r>
-        <w:noBreakHyphen/>
-      </w:r>
-      <w:r>
-        <w:t xml:space="preserve">41B</w:t>
-      </w:r>
-      <w:r>
-        <w:noBreakHyphen/>
-      </w:r>
-      <w:r>
-        <w:t xml:space="preserve">22,</w:t>
+        <w:t xml:space="preserve">, and the elements for Applicant’s burden of proof listed in SDCL 49-⁠41B-⁠22,</w:t>
       </w:r>
       <w:r>
         <w:t xml:space="preserve"> </w:t>
@@ -11667,13 +11287,7 @@
         <w:t xml:space="preserve"> </w:t>
       </w:r>
       <w:r>
-        <w:t xml:space="preserve">authority to determine, grant, award or compel easements. That much is clear, but without retreating from the position the PUC Permit under SDCL Chapter 49</w:t>
-      </w:r>
-      <w:r>
-        <w:noBreakHyphen/>
-      </w:r>
-      <w:r>
-        <w:t xml:space="preserve">41B,</w:t>
+        <w:t xml:space="preserve">authority to determine, grant, award or compel easements. That much is clear, but without retreating from the position the PUC Permit under SDCL Chapter 49-⁠41B,</w:t>
       </w:r>
       <w:r>
         <w:t xml:space="preserve"> </w:t>
@@ -11721,19 +11335,7 @@
         <w:t xml:space="preserve"> </w:t>
       </w:r>
       <w:r>
-        <w:t xml:space="preserve">The homes are from 2,000</w:t>
-      </w:r>
-      <w:r>
-        <w:noBreakHyphen/>
-      </w:r>
-      <w:r>
-        <w:t xml:space="preserve">2,749 feet from the nearest turbine, must endure between 3:04 and 15:04 hours of Shadow Flicker annually, while Noise is predicted from 42.0 to 43.6 dBA. While Shadow Flicker for each home is less than 30 hours annually, no one knows (on this record) whether the German standard’s daily limit of 30 minutes is also offended by Applicant’s predictions, or if the additional 8-hour per year limit (as referenced in Ex. A12</w:t>
-      </w:r>
-      <w:r>
-        <w:noBreakHyphen/>
-      </w:r>
-      <w:r>
-        <w:t xml:space="preserve">15, at R005988) is also transcended. Notably, two of the four homes exceed 8 hours annually.</w:t>
+        <w:t xml:space="preserve">The homes are from 2,000-⁠2,749 feet from the nearest turbine, must endure between 3:04 and 15:04 hours of Shadow Flicker annually, while Noise is predicted from 42.0 to 43.6 dBA. While Shadow Flicker for each home is less than 30 hours annually, no one knows (on this record) whether the German standard’s daily limit of 30 minutes is also offended by Applicant’s predictions, or if the additional 8-hour per year limit (as referenced in Ex. A12-⁠15, at R005988) is also transcended. Notably, two of the four homes exceed 8 hours annually.</w:t>
       </w:r>
     </w:p>
     <w:p>
@@ -12187,11 +11789,7 @@
           <w:b/>
           <w:bCs/>
         </w:rPr>
-        <w:t xml:space="preserve">43</w:t>
-        <w:noBreakHyphen/>
-        <w:t xml:space="preserve">13</w:t>
-        <w:noBreakHyphen/>
-        <w:t xml:space="preserve">2(8)?</w:t>
+        <w:t xml:space="preserve">43-⁠13-⁠2(8)?</w:t>
       </w:r>
     </w:p>
     <w:p>
@@ -12199,37 +11797,13 @@
         <w:pStyle w:val="BodyTextNote"/>
       </w:pPr>
       <w:r>
-        <w:t xml:space="preserve">From the outset of Appellants’ intervention in August 2019 (R001197), the Agency’s unilateral imposition of servitudes on the lands and homes of Non-Participants has been challenged, citing SDCL 43</w:t>
-      </w:r>
-      <w:r>
-        <w:noBreakHyphen/>
-      </w:r>
-      <w:r>
-        <w:t xml:space="preserve">13</w:t>
-      </w:r>
-      <w:r>
-        <w:noBreakHyphen/>
-      </w:r>
-      <w:r>
-        <w:t xml:space="preserve">4</w:t>
-      </w:r>
-      <w:r>
-        <w:t xml:space="preserve"> </w:t>
-      </w:r>
-      <w:r>
-        <w:t xml:space="preserve">and 43</w:t>
-      </w:r>
-      <w:r>
-        <w:noBreakHyphen/>
-      </w:r>
-      <w:r>
-        <w:t xml:space="preserve">13</w:t>
-      </w:r>
-      <w:r>
-        <w:noBreakHyphen/>
-      </w:r>
-      <w:r>
-        <w:t xml:space="preserve">2, including the latter’s subsection (8): “[t]he right of receiving air, light or heat from or over, or discharging the same upon or over land.”</w:t>
+        <w:t xml:space="preserve">From the outset of Appellants’ intervention in August 2019 (R001197), the Agency’s unilateral imposition of servitudes on the lands and homes of Non-Participants has been challenged, citing SDCL 43-⁠13-⁠4</w:t>
+      </w:r>
+      <w:r>
+        <w:t xml:space="preserve"> </w:t>
+      </w:r>
+      <w:r>
+        <w:t xml:space="preserve">and 43-⁠13-⁠2, including the latter’s subsection (8): “[t]he right of receiving air, light or heat from or over, or discharging the same upon or over land.”</w:t>
       </w:r>
       <w:r>
         <w:rPr>
@@ -12273,13 +11847,7 @@
         <w:pStyle w:val="XdQuoteOnly"/>
       </w:pPr>
       <w:r>
-        <w:t xml:space="preserve">With regard to the Ehlebracht appellant’s arguments, Mr. Swanson can’t even make his argument without a dramatic mischaracterization of shadow flicker as a discharge. As he explains in great detail in his initial brief, the source of the light is the sun. The shadow flicker just means the blade passes between the sun and the receptor. There’s no capturing reflection, discharge, light source, or anything of that nature from these wind turbines and his argument relies on there being some kind of discharge of light originating from the turbines. That doesn’t happen. TR-C 25:7</w:t>
-      </w:r>
-      <w:r>
-        <w:noBreakHyphen/>
-      </w:r>
-      <w:r>
-        <w:t xml:space="preserve">16.</w:t>
+        <w:t xml:space="preserve">With regard to the Ehlebracht appellant’s arguments, Mr. Swanson can’t even make his argument without a dramatic mischaracterization of shadow flicker as a discharge. As he explains in great detail in his initial brief, the source of the light is the sun. The shadow flicker just means the blade passes between the sun and the receptor. There’s no capturing reflection, discharge, light source, or anything of that nature from these wind turbines and his argument relies on there being some kind of discharge of light originating from the turbines. That doesn’t happen. TR-C 25:7-⁠16.</w:t>
       </w:r>
     </w:p>
     <w:p>
@@ -12287,13 +11855,7 @@
         <w:pStyle w:val="BodyText"/>
       </w:pPr>
       <w:r>
-        <w:t xml:space="preserve">Counsel concluded with the claim that “[e]asements and property rights are not within the purview of the PUC in this process and are not an appropriate subject matter for this appeal.” TR-C 26:17</w:t>
-      </w:r>
-      <w:r>
-        <w:noBreakHyphen/>
-      </w:r>
-      <w:r>
-        <w:t xml:space="preserve">19.</w:t>
+        <w:t xml:space="preserve">Counsel concluded with the claim that “[e]asements and property rights are not within the purview of the PUC in this process and are not an appropriate subject matter for this appeal.” TR-C 26:17-⁠19.</w:t>
       </w:r>
     </w:p>
     <w:p>
@@ -12436,19 +11998,7 @@
         <w:pStyle w:val="BodyTextNote"/>
       </w:pPr>
       <w:r>
-        <w:t xml:space="preserve">The old statute (SDCL 43</w:t>
-      </w:r>
-      <w:r>
-        <w:noBreakHyphen/>
-      </w:r>
-      <w:r>
-        <w:t xml:space="preserve">13</w:t>
-      </w:r>
-      <w:r>
-        <w:noBreakHyphen/>
-      </w:r>
-      <w:r>
-        <w:t xml:space="preserve">2(8)) does not seem to have been cited in</w:t>
+        <w:t xml:space="preserve">The old statute (SDCL 43-⁠13-⁠2(8)) does not seem to have been cited in</w:t>
       </w:r>
       <w:r>
         <w:t xml:space="preserve"> </w:t>
@@ -13621,13 +13171,7 @@
         <w:t xml:space="preserve">Harms</w:t>
       </w:r>
       <w:r>
-        <w:t xml:space="preserve">, at 101</w:t>
-      </w:r>
-      <w:r>
-        <w:noBreakHyphen/>
-      </w:r>
-      <w:r>
-        <w:t xml:space="preserve">2.</w:t>
+        <w:t xml:space="preserve">, at 101-⁠2.</w:t>
       </w:r>
       <w:r>
         <w:rPr>
@@ -14466,19 +14010,7 @@
         <w:pStyle w:val="BodyTextNote"/>
       </w:pPr>
       <w:r>
-        <w:t xml:space="preserve">Although the PUC did not start hearing large wind farm cases until 2017 (as outlined in Ex. S1, R011806), the legislature made the assignment to this Agency many years before. The PUC’s expert witness, David Hessler, is a well known “noise expert.” In the words of Staff’s witness Kearney (Ex.S1, at 9, R011808), Hessler “consistently maintain[s] that wind projects should work to achieve an ideal design goal of 40 dBA if possible.” Kearny continues: “At the same time, Mr. Hessler acknowledges that in most circumstances it is difficult for wind projects to meet the ideal design goal and for regulatory purposes a permit limit of 45 dBA for non-participants is reasonable.” Ex. S2, R012746; TR-H</w:t>
-      </w:r>
-      <w:r>
-        <w:noBreakHyphen/>
-      </w:r>
-      <w:r>
-        <w:t xml:space="preserve">497:24</w:t>
-      </w:r>
-      <w:r>
-        <w:noBreakHyphen/>
-      </w:r>
-      <w:r>
-        <w:t xml:space="preserve">498:25.</w:t>
+        <w:t xml:space="preserve">Although the PUC did not start hearing large wind farm cases until 2017 (as outlined in Ex. S1, R011806), the legislature made the assignment to this Agency many years before. The PUC’s expert witness, David Hessler, is a well known “noise expert.” In the words of Staff’s witness Kearney (Ex.S1, at 9, R011808), Hessler “consistently maintain[s] that wind projects should work to achieve an ideal design goal of 40 dBA if possible.” Kearny continues: “At the same time, Mr. Hessler acknowledges that in most circumstances it is difficult for wind projects to meet the ideal design goal and for regulatory purposes a permit limit of 45 dBA for non-participants is reasonable.” Ex. S2, R012746; TR-H-⁠497:24-⁠498:25.</w:t>
       </w:r>
       <w:r>
         <w:rPr>
@@ -14572,19 +14104,7 @@
         <w:t xml:space="preserve"> </w:t>
       </w:r>
       <w:r>
-        <w:t xml:space="preserve">by the Agency (as envisioned by SDCL 49</w:t>
-      </w:r>
-      <w:r>
-        <w:noBreakHyphen/>
-      </w:r>
-      <w:r>
-        <w:t xml:space="preserve">41B</w:t>
-      </w:r>
-      <w:r>
-        <w:noBreakHyphen/>
-      </w:r>
-      <w:r>
-        <w:t xml:space="preserve">2),</w:t>
+        <w:t xml:space="preserve">by the Agency (as envisioned by SDCL 49-⁠41B-⁠2),</w:t>
       </w:r>
       <w:r>
         <w:t xml:space="preserve"> </w:t>
@@ -14630,19 +14150,7 @@
         <w:pStyle w:val="BodyTextNote"/>
       </w:pPr>
       <w:r>
-        <w:t xml:space="preserve">Appellants fear that the computer modeling, studies, and prognostications have become the Agency’s Permit Conditions and are now immutable. Further, these are imposed on Applicant’s wind farm “under the express authority of a statute” (as referenced in SDCL 21</w:t>
-      </w:r>
-      <w:r>
-        <w:noBreakHyphen/>
-      </w:r>
-      <w:r>
-        <w:t xml:space="preserve">10</w:t>
-      </w:r>
-      <w:r>
-        <w:noBreakHyphen/>
-      </w:r>
-      <w:r>
-        <w:t xml:space="preserve">2)</w:t>
+        <w:t xml:space="preserve">Appellants fear that the computer modeling, studies, and prognostications have become the Agency’s Permit Conditions and are now immutable. Further, these are imposed on Applicant’s wind farm “under the express authority of a statute” (as referenced in SDCL 21-⁠10-⁠2)</w:t>
       </w:r>
       <w:r>
         <w:t xml:space="preserve"> </w:t>
@@ -14694,19 +14202,7 @@
         <w:pStyle w:val="BodyText"/>
       </w:pPr>
       <w:r>
-        <w:t xml:space="preserve">The point made by statute (“express authority of a statute,” SDCL 21</w:t>
-      </w:r>
-      <w:r>
-        <w:noBreakHyphen/>
-      </w:r>
-      <w:r>
-        <w:t xml:space="preserve">10</w:t>
-      </w:r>
-      <w:r>
-        <w:noBreakHyphen/>
-      </w:r>
-      <w:r>
-        <w:t xml:space="preserve">2)</w:t>
+        <w:t xml:space="preserve">The point made by statute (“express authority of a statute,” SDCL 21-⁠10-⁠2)</w:t>
       </w:r>
       <w:r>
         <w:t xml:space="preserve"> </w:t>
@@ -14941,31 +14437,7 @@
         <w:pStyle w:val="BodyTextNote"/>
       </w:pPr>
       <w:r>
-        <w:t xml:space="preserve">The linkage between the legislature’s findings under SDCL 49</w:t>
-      </w:r>
-      <w:r>
-        <w:noBreakHyphen/>
-      </w:r>
-      <w:r>
-        <w:t xml:space="preserve">41B</w:t>
-      </w:r>
-      <w:r>
-        <w:noBreakHyphen/>
-      </w:r>
-      <w:r>
-        <w:t xml:space="preserve">1 and the ancient language of SDCL 21</w:t>
-      </w:r>
-      <w:r>
-        <w:noBreakHyphen/>
-      </w:r>
-      <w:r>
-        <w:t xml:space="preserve">10</w:t>
-      </w:r>
-      <w:r>
-        <w:noBreakHyphen/>
-      </w:r>
-      <w:r>
-        <w:t xml:space="preserve">2</w:t>
+        <w:t xml:space="preserve">The linkage between the legislature’s findings under SDCL 49-⁠41B-⁠1 and the ancient language of SDCL 21-⁠10-⁠2</w:t>
       </w:r>
       <w:r>
         <w:t xml:space="preserve"> </w:t>
@@ -15272,13 +14744,7 @@
         <w:pStyle w:val="BodyTextNote"/>
       </w:pPr>
       <w:r>
-        <w:t xml:space="preserve">Applicant counted on the PUC to follow the recent history of “regulatory limits” (as Staff witness Kearney has testified) for the objectionable Effects. In that respect, based on some part of the German “safety” standard (Ex. A12</w:t>
-      </w:r>
-      <w:r>
-        <w:noBreakHyphen/>
-      </w:r>
-      <w:r>
-        <w:t xml:space="preserve">16, R006006)</w:t>
+        <w:t xml:space="preserve">Applicant counted on the PUC to follow the recent history of “regulatory limits” (as Staff witness Kearney has testified) for the objectionable Effects. In that respect, based on some part of the German “safety” standard (Ex. A12-⁠16, R006006)</w:t>
       </w:r>
       <w:r>
         <w:rPr>
@@ -15665,9 +15131,7 @@
               <w:t xml:space="preserve"> </w:t>
             </w:r>
             <w:r>
-              <w:t xml:space="preserve">743</w:t>
-              <w:noBreakHyphen/>
-              <w:t xml:space="preserve">2070</w:t>
+              <w:t xml:space="preserve">743-⁠2070</w:t>
             </w:r>
           </w:p>
           <w:p>
@@ -15842,19 +15306,7 @@
         <w:pStyle w:val="XdTail"/>
       </w:pPr>
       <w:r>
-        <w:t xml:space="preserve">In accordance with SDCL 15</w:t>
-      </w:r>
-      <w:r>
-        <w:noBreakHyphen/>
-      </w:r>
-      <w:r>
-        <w:t xml:space="preserve">26A</w:t>
-      </w:r>
-      <w:r>
-        <w:noBreakHyphen/>
-      </w:r>
-      <w:r>
-        <w:t xml:space="preserve">66(b)⁠(4),</w:t>
+        <w:t xml:space="preserve">In accordance with SDCL 15-⁠26A-⁠66(b)⁠(4),</w:t>
       </w:r>
       <w:r>
         <w:t xml:space="preserve"> </w:t>
@@ -16166,13 +15618,7 @@
         <w:pStyle w:val="XdTail"/>
       </w:pPr>
       <w:r>
-        <w:t xml:space="preserve">Description: Memorandum Decision (Circuit Judge Elshere) (18 pages) Citation: CR</w:t>
-      </w:r>
-      <w:r>
-        <w:noBreakHyphen/>
-      </w:r>
-      <w:r>
-        <w:t xml:space="preserve">1528</w:t>
+        <w:t xml:space="preserve">Description: Memorandum Decision (Circuit Judge Elshere) (18 pages) Citation: CR-⁠1528</w:t>
       </w:r>
     </w:p>
     <w:p>
@@ -16216,13 +15662,7 @@
         <w:pStyle w:val="XdTail"/>
       </w:pPr>
       <w:r>
-        <w:t xml:space="preserve">Description: Order (Circuit Judge Elshere) (2 pages) Citation: CR</w:t>
-      </w:r>
-      <w:r>
-        <w:noBreakHyphen/>
-      </w:r>
-      <w:r>
-        <w:t xml:space="preserve">1566</w:t>
+        <w:t xml:space="preserve">Description: Order (Circuit Judge Elshere) (2 pages) Citation: CR-⁠1566</w:t>
       </w:r>
     </w:p>
     <w:p>
@@ -16266,19 +15706,7 @@
         <w:pStyle w:val="XdTail"/>
       </w:pPr>
       <w:r>
-        <w:t xml:space="preserve">Excerpts of “Kranz Easement” (Ex. I</w:t>
-      </w:r>
-      <w:r>
-        <w:noBreakHyphen/>
-      </w:r>
-      <w:r>
-        <w:t xml:space="preserve">2, R013269) (1 page) R013272</w:t>
-      </w:r>
-      <w:r>
-        <w:noBreakHyphen/>
-      </w:r>
-      <w:r>
-        <w:t xml:space="preserve">3</w:t>
+        <w:t xml:space="preserve">Excerpts of “Kranz Easement” (Ex. I-⁠2, R013269) (1 page) R013272-⁠3</w:t>
       </w:r>
     </w:p>
     <w:p>
@@ -16447,19 +15875,7 @@
         <w:t xml:space="preserve"> </w:t>
       </w:r>
       <w:r>
-        <w:t xml:space="preserve">ARSD 20:10:21:12, citing to the Legislative findings in SDCL 49</w:t>
-      </w:r>
-      <w:r>
-        <w:noBreakHyphen/>
-      </w:r>
-      <w:r>
-        <w:t xml:space="preserve">41B</w:t>
-      </w:r>
-      <w:r>
-        <w:noBreakHyphen/>
-      </w:r>
-      <w:r>
-        <w:t xml:space="preserve">1, speaks in terms of “efforts of the utility to ⁠. ⁠. ⁠. minimize or avoid adverse environmental, social, economic, health, public safety, and historic or aesthetic preservation effects.”</w:t>
+        <w:t xml:space="preserve">ARSD 20:10:21:12, citing to the Legislative findings in SDCL 49-⁠41B-⁠1, speaks in terms of “efforts of the utility to ⁠. ⁠. ⁠. minimize or avoid adverse environmental, social, economic, health, public safety, and historic or aesthetic preservation effects.”</w:t>
       </w:r>
     </w:p>
   </w:footnote>
@@ -16574,19 +15990,7 @@
         <w:t xml:space="preserve"> </w:t>
       </w:r>
       <w:r>
-        <w:t xml:space="preserve">Participant. The issue was not addressed by the Agency, but the trial court could have done so given the scope of inquiry permitted by SDCL 1</w:t>
-      </w:r>
-      <w:r>
-        <w:noBreakHyphen/>
-      </w:r>
-      <w:r>
-        <w:t xml:space="preserve">26</w:t>
-      </w:r>
-      <w:r>
-        <w:noBreakHyphen/>
-      </w:r>
-      <w:r>
-        <w:t xml:space="preserve">36.</w:t>
+        <w:t xml:space="preserve">Participant. The issue was not addressed by the Agency, but the trial court could have done so given the scope of inquiry permitted by SDCL 1-⁠26-⁠36.</w:t>
       </w:r>
       <w:r>
         <w:t xml:space="preserve"> </w:t>
@@ -16643,19 +16047,7 @@
         <w:t xml:space="preserve"> </w:t>
       </w:r>
       <w:r>
-        <w:t xml:space="preserve">SDCL 1</w:t>
-      </w:r>
-      <w:r>
-        <w:noBreakHyphen/>
-      </w:r>
-      <w:r>
-        <w:t xml:space="preserve">26</w:t>
-      </w:r>
-      <w:r>
-        <w:noBreakHyphen/>
-      </w:r>
-      <w:r>
-        <w:t xml:space="preserve">36</w:t>
+        <w:t xml:space="preserve">SDCL 1-⁠26-⁠36</w:t>
       </w:r>
       <w:r>
         <w:t xml:space="preserve"> </w:t>
@@ -16709,13 +16101,7 @@
         <w:t xml:space="preserve"> </w:t>
       </w:r>
       <w:r>
-        <w:t xml:space="preserve">is cited by the briefs of both Petitioner and Respondent as argued to the U.S. Supreme Court on March 22, 2021, No. 20</w:t>
-      </w:r>
-      <w:r>
-        <w:noBreakHyphen/>
-      </w:r>
-      <w:r>
-        <w:t xml:space="preserve">107,</w:t>
+        <w:t xml:space="preserve">is cited by the briefs of both Petitioner and Respondent as argued to the U.S. Supreme Court on March 22, 2021, No. 20-⁠107,</w:t>
       </w:r>
       <w:r>
         <w:t xml:space="preserve"> </w:t>
@@ -16811,34 +16197,13 @@
         <w:t xml:space="preserve"> </w:t>
       </w:r>
       <w:r>
-        <w:t xml:space="preserve">particular ceiling of intensity or duration of Effects becomes the legal standard for this permanent land use. When otherwise observing that specified allotment, the Project is seemingly beyond challenge under the nuisance law, given the language of SDCL 21</w:t>
-      </w:r>
-      <w:r>
-        <w:noBreakHyphen/>
-      </w:r>
-      <w:r>
-        <w:t xml:space="preserve">10</w:t>
-      </w:r>
-      <w:r>
-        <w:noBreakHyphen/>
-      </w:r>
-      <w:r>
-        <w:t xml:space="preserve">1</w:t>
-      </w:r>
-      <w:r>
-        <w:t xml:space="preserve"> </w:t>
-      </w:r>
-      <w:r>
-        <w:t xml:space="preserve">and</w:t>
-      </w:r>
-      <w:r>
-        <w:t xml:space="preserve"> </w:t>
-      </w:r>
-      <w:r>
-        <w:noBreakHyphen/>
-      </w:r>
-      <w:r>
-        <w:t xml:space="preserve">2, in particular.</w:t>
+        <w:t xml:space="preserve">particular ceiling of intensity or duration of Effects becomes the legal standard for this permanent land use. When otherwise observing that specified allotment, the Project is seemingly beyond challenge under the nuisance law, given the language of SDCL 21-⁠10-⁠1</w:t>
+      </w:r>
+      <w:r>
+        <w:t xml:space="preserve"> </w:t>
+      </w:r>
+      <w:r>
+        <w:t xml:space="preserve">and -⁠2, in particular.</w:t>
       </w:r>
     </w:p>
   </w:footnote>
@@ -16876,13 +16241,7 @@
         <w:t xml:space="preserve"> </w:t>
       </w:r>
       <w:r>
-        <w:t xml:space="preserve">The PUC’s own expert, Hessler, opined the Project was “aggressively devised” (Ex. S2, R012746; TR-H 497</w:t>
-      </w:r>
-      <w:r>
-        <w:noBreakHyphen/>
-      </w:r>
-      <w:r>
-        <w:t xml:space="preserve">8); this remarkable statement is</w:t>
+        <w:t xml:space="preserve">The PUC’s own expert, Hessler, opined the Project was “aggressively devised” (Ex. S2, R012746; TR-H 497-⁠8); this remarkable statement is</w:t>
       </w:r>
       <w:r>
         <w:t xml:space="preserve"> </w:t>
@@ -16987,19 +16346,7 @@
         <w:t xml:space="preserve"> </w:t>
       </w:r>
       <w:r>
-        <w:t xml:space="preserve">Ollson’s prepared testimony, (Ex. A12, R005696) is followed by fifteen articles, some being Ollson’s own work, Ex. A12</w:t>
-      </w:r>
-      <w:r>
-        <w:noBreakHyphen/>
-      </w:r>
-      <w:r>
-        <w:t xml:space="preserve">2 to Ex. A12</w:t>
-      </w:r>
-      <w:r>
-        <w:noBreakHyphen/>
-      </w:r>
-      <w:r>
-        <w:t xml:space="preserve">16, as referenced and identified further in Appendix D,</w:t>
+        <w:t xml:space="preserve">Ollson’s prepared testimony, (Ex. A12, R005696) is followed by fifteen articles, some being Ollson’s own work, Ex. A12-⁠2 to Ex. A12-⁠16, as referenced and identified further in Appendix D,</w:t>
       </w:r>
       <w:r>
         <w:t xml:space="preserve"> </w:t>
@@ -17133,19 +16480,7 @@
         <w:t xml:space="preserve"> </w:t>
       </w:r>
       <w:r>
-        <w:t xml:space="preserve">Appellants continue to search for that “determined court case.” An Agency regulation limiting “Effects” on Non-Participants would provide clear guidance. Presently, Kearney explained, the Agency looks “to the record that’s presented in each docket” – “[i]t’s a case-by-case basis.” TR-H 569:19</w:t>
-      </w:r>
-      <w:r>
-        <w:noBreakHyphen/>
-      </w:r>
-      <w:r>
-        <w:t xml:space="preserve">20, 24</w:t>
-      </w:r>
-      <w:r>
-        <w:noBreakHyphen/>
-      </w:r>
-      <w:r>
-        <w:t xml:space="preserve">25. The German standard is neither consistently nor fully applied. Using just part of this foreign test on an</w:t>
+        <w:t xml:space="preserve">Appellants continue to search for that “determined court case.” An Agency regulation limiting “Effects” on Non-Participants would provide clear guidance. Presently, Kearney explained, the Agency looks “to the record that’s presented in each docket” – “[i]t’s a case-by-case basis.” TR-H 569:19-⁠20, 24-⁠25. The German standard is neither consistently nor fully applied. Using just part of this foreign test on an</w:t>
       </w:r>
       <w:r>
         <w:t xml:space="preserve"> </w:t>
@@ -17320,37 +16655,13 @@
         <w:t xml:space="preserve"> </w:t>
       </w:r>
       <w:r>
-        <w:t xml:space="preserve">SDCL 49</w:t>
-      </w:r>
-      <w:r>
-        <w:noBreakHyphen/>
-      </w:r>
-      <w:r>
-        <w:t xml:space="preserve">41B</w:t>
-      </w:r>
-      <w:r>
-        <w:noBreakHyphen/>
-      </w:r>
-      <w:r>
-        <w:t xml:space="preserve">25</w:t>
-      </w:r>
-      <w:r>
-        <w:t xml:space="preserve"> </w:t>
-      </w:r>
-      <w:r>
-        <w:t xml:space="preserve">(9 months) and SDCL 49</w:t>
-      </w:r>
-      <w:r>
-        <w:noBreakHyphen/>
-      </w:r>
-      <w:r>
-        <w:t xml:space="preserve">41B</w:t>
-      </w:r>
-      <w:r>
-        <w:noBreakHyphen/>
-      </w:r>
-      <w:r>
-        <w:t xml:space="preserve">36</w:t>
+        <w:t xml:space="preserve">SDCL 49-⁠41B-⁠25</w:t>
+      </w:r>
+      <w:r>
+        <w:t xml:space="preserve"> </w:t>
+      </w:r>
+      <w:r>
+        <w:t xml:space="preserve">(9 months) and SDCL 49-⁠41B-⁠36</w:t>
       </w:r>
       <w:r>
         <w:t xml:space="preserve"> </w:t>
@@ -17375,13 +16686,7 @@
         <w:t xml:space="preserve"> </w:t>
       </w:r>
       <w:r>
-        <w:t xml:space="preserve">The land and homes of Non-Participants, for example. Ex. I</w:t>
-      </w:r>
-      <w:r>
-        <w:noBreakHyphen/>
-      </w:r>
-      <w:r>
-        <w:t xml:space="preserve">3, R013293, at 013294, summarizes the “Effects” anticipated from this Project.</w:t>
+        <w:t xml:space="preserve">The land and homes of Non-Participants, for example. Ex. I-⁠3, R013293, at 013294, summarizes the “Effects” anticipated from this Project.</w:t>
       </w:r>
     </w:p>
   </w:footnote>
@@ -17432,13 +16737,7 @@
         <w:t xml:space="preserve">Application of Prevailing Wind Park LLC</w:t>
       </w:r>
       <w:r>
-        <w:t xml:space="preserve">, EL18</w:t>
-      </w:r>
-      <w:r>
-        <w:noBreakHyphen/>
-      </w:r>
-      <w:r>
-        <w:t xml:space="preserve">026, the Agency employed both an annual</w:t>
+        <w:t xml:space="preserve">, EL18-⁠026, the Agency employed both an annual</w:t>
       </w:r>
       <w:r>
         <w:t xml:space="preserve"> </w:t>
@@ -17505,13 +16804,7 @@
         <w:t xml:space="preserve"> </w:t>
       </w:r>
       <w:r>
-        <w:t xml:space="preserve">Hessler further observed, TR-H 507:4</w:t>
-      </w:r>
-      <w:r>
-        <w:noBreakHyphen/>
-      </w:r>
-      <w:r>
-        <w:t xml:space="preserve">12 - “It’s how many turbines are around a particular house or a point of interest. ⁠. ⁠. ⁠. [T]he density of turbines is such that there’s lots of nonparticipating houses with predicted levels above 40 [dbA]. At my last count I think it was approaching 100 [homes]. It was a lot. ⁠. ⁠. ⁠. And I would like to see a lot lower number there.” Hessler’s stated concerns remain unaddressed by the Agency, ostensibly in pursuit of the legislature’s findings.</w:t>
+        <w:t xml:space="preserve">Hessler further observed, TR-H 507:4-⁠12 - “It’s how many turbines are around a particular house or a point of interest. ⁠. ⁠. ⁠. [T]he density of turbines is such that there’s lots of nonparticipating houses with predicted levels above 40 [dbA]. At my last count I think it was approaching 100 [homes]. It was a lot. ⁠. ⁠. ⁠. And I would like to see a lot lower number there.” Hessler’s stated concerns remain unaddressed by the Agency, ostensibly in pursuit of the legislature’s findings.</w:t>
       </w:r>
     </w:p>
   </w:footnote>
@@ -17530,19 +16823,7 @@
         <w:t xml:space="preserve"> </w:t>
       </w:r>
       <w:r>
-        <w:t xml:space="preserve">Trial court concluded, at Mem. Op. 15, the PUC must “[defer] to local county ordinances.” This conclusion seems to rest on SDCL 49</w:t>
-      </w:r>
-      <w:r>
-        <w:noBreakHyphen/>
-      </w:r>
-      <w:r>
-        <w:t xml:space="preserve">41B</w:t>
-      </w:r>
-      <w:r>
-        <w:noBreakHyphen/>
-      </w:r>
-      <w:r>
-        <w:t xml:space="preserve">22,</w:t>
+        <w:t xml:space="preserve">Trial court concluded, at Mem. Op. 15, the PUC must “[defer] to local county ordinances.” This conclusion seems to rest on SDCL 49-⁠41B-⁠22,</w:t>
       </w:r>
       <w:r>
         <w:t xml:space="preserve"> </w:t>
@@ -17599,19 +16880,7 @@
         <w:t xml:space="preserve"> </w:t>
       </w:r>
       <w:r>
-        <w:t xml:space="preserve">As referenced in SDCL 49</w:t>
-      </w:r>
-      <w:r>
-        <w:noBreakHyphen/>
-      </w:r>
-      <w:r>
-        <w:t xml:space="preserve">41B</w:t>
-      </w:r>
-      <w:r>
-        <w:noBreakHyphen/>
-      </w:r>
-      <w:r>
-        <w:t xml:space="preserve">1.</w:t>
+        <w:t xml:space="preserve">As referenced in SDCL 49-⁠41B-⁠1.</w:t>
       </w:r>
     </w:p>
   </w:footnote>
@@ -17649,13 +16918,7 @@
         <w:t xml:space="preserve"> </w:t>
       </w:r>
       <w:r>
-        <w:t xml:space="preserve">Marked as Ex. I</w:t>
-      </w:r>
-      <w:r>
-        <w:noBreakHyphen/>
-      </w:r>
-      <w:r>
-        <w:t xml:space="preserve">8 (R013802). Why this landowner, with a small parcel that does not also include a wind turbine, afforded Applicant a form of “Effects Easement” is not clear. Appellants assume that owner may receive “Effects” beyond the specific intensity or duration level otherwise approved by the Agency. When or by what means have those levels of Effects become</w:t>
+        <w:t xml:space="preserve">Marked as Ex. I-⁠8 (R013802). Why this landowner, with a small parcel that does not also include a wind turbine, afforded Applicant a form of “Effects Easement” is not clear. Appellants assume that owner may receive “Effects” beyond the specific intensity or duration level otherwise approved by the Agency. When or by what means have those levels of Effects become</w:t>
       </w:r>
       <w:r>
         <w:t xml:space="preserve"> </w:t>
@@ -17798,13 +17061,7 @@
         <w:t xml:space="preserve"> </w:t>
       </w:r>
       <w:r>
-        <w:t xml:space="preserve">Ex. I</w:t>
-      </w:r>
-      <w:r>
-        <w:noBreakHyphen/>
-      </w:r>
-      <w:r>
-        <w:t xml:space="preserve">3, R013293, at 013294, includes a summary of Applicant’s predicted Effects.</w:t>
+        <w:t xml:space="preserve">Ex. I-⁠3, R013293, at 013294, includes a summary of Applicant’s predicted Effects.</w:t>
       </w:r>
     </w:p>
   </w:footnote>
@@ -17823,19 +17080,7 @@
         <w:t xml:space="preserve"> </w:t>
       </w:r>
       <w:r>
-        <w:t xml:space="preserve">Shadow Flicker does not extend to infinity. According to Applicant’s expert Haley, the Effect is “indistinguishable” beyond 1,700 meters (about 5,577 feet). The homes of Appellants are in the range of 2000</w:t>
-      </w:r>
-      <w:r>
-        <w:noBreakHyphen/>
-      </w:r>
-      <w:r>
-        <w:t xml:space="preserve">2800 feet (about 850 meters, at most). Haley testified the “flickering effect is most noticeable within approximately 1,000 meters of the turbine.” Ex. A14</w:t>
-      </w:r>
-      <w:r>
-        <w:noBreakHyphen/>
-      </w:r>
-      <w:r>
-        <w:t xml:space="preserve">2, at R011270. The rule suggested in note 19 would prevent this. In the absence of any such rule, this appeal seeks to establish whether Applicant’s right to cast Effects and burden property can be conferred under the terms of the Agency’s Permit.</w:t>
+        <w:t xml:space="preserve">Shadow Flicker does not extend to infinity. According to Applicant’s expert Haley, the Effect is “indistinguishable” beyond 1,700 meters (about 5,577 feet). The homes of Appellants are in the range of 2000-⁠2800 feet (about 850 meters, at most). Haley testified the “flickering effect is most noticeable within approximately 1,000 meters of the turbine.” Ex. A14-⁠2, at R011270. The rule suggested in note 19 would prevent this. In the absence of any such rule, this appeal seeks to establish whether Applicant’s right to cast Effects and burden property can be conferred under the terms of the Agency’s Permit.</w:t>
       </w:r>
     </w:p>
   </w:footnote>
@@ -17854,13 +17099,7 @@
         <w:t xml:space="preserve"> </w:t>
       </w:r>
       <w:r>
-        <w:t xml:space="preserve">This statute, copied by the territorial legislature in 1877 from California’s Civil Code of 1872 (presently § 801), was discussed in Appellants’ opening brief to the circuit court, at 18</w:t>
-      </w:r>
-      <w:r>
-        <w:noBreakHyphen/>
-      </w:r>
-      <w:r>
-        <w:t xml:space="preserve">27. CR 1399. This Court does not seem to have addressed the issue, but the list of easements in California’s statute is not an exclusive list.</w:t>
+        <w:t xml:space="preserve">This statute, copied by the territorial legislature in 1877 from California’s Civil Code of 1872 (presently § 801), was discussed in Appellants’ opening brief to the circuit court, at 18-⁠27. CR 1399. This Court does not seem to have addressed the issue, but the list of easements in California’s statute is not an exclusive list.</w:t>
       </w:r>
       <w:r>
         <w:t xml:space="preserve"> </w:t>
@@ -17991,19 +17230,7 @@
         <w:t xml:space="preserve">infra</w:t>
       </w:r>
       <w:r>
-        <w:t xml:space="preserve">, is that relief is even more unlikely because of SDCL 21</w:t>
-      </w:r>
-      <w:r>
-        <w:noBreakHyphen/>
-      </w:r>
-      <w:r>
-        <w:t xml:space="preserve">10</w:t>
-      </w:r>
-      <w:r>
-        <w:noBreakHyphen/>
-      </w:r>
-      <w:r>
-        <w:t xml:space="preserve">2</w:t>
+        <w:t xml:space="preserve">, is that relief is even more unlikely because of SDCL 21-⁠10-⁠2</w:t>
       </w:r>
       <w:r>
         <w:t xml:space="preserve"> </w:t>
@@ -18151,19 +17378,7 @@
         <w:t xml:space="preserve"> </w:t>
       </w:r>
       <w:r>
-        <w:t xml:space="preserve">legitimate interests as expressed in SDCL 49</w:t>
-      </w:r>
-      <w:r>
-        <w:noBreakHyphen/>
-      </w:r>
-      <w:r>
-        <w:t xml:space="preserve">41B</w:t>
-      </w:r>
-      <w:r>
-        <w:noBreakHyphen/>
-      </w:r>
-      <w:r>
-        <w:t xml:space="preserve">1, including the health of citizens; Appellants, however, submit that ensuring Non-Participants (such as Mrs. Kranz) will be nonetheless subjected to wind farm “Effects” by means of a PUC Permit is</w:t>
+        <w:t xml:space="preserve">legitimate interests as expressed in SDCL 49-⁠41B-⁠1, including the health of citizens; Appellants, however, submit that ensuring Non-Participants (such as Mrs. Kranz) will be nonetheless subjected to wind farm “Effects” by means of a PUC Permit is</w:t>
       </w:r>
       <w:r>
         <w:t xml:space="preserve"> </w:t>
@@ -18340,13 +17555,7 @@
         <w:t xml:space="preserve"> </w:t>
       </w:r>
       <w:r>
-        <w:t xml:space="preserve">application, EL17</w:t>
-      </w:r>
-      <w:r>
-        <w:noBreakHyphen/>
-      </w:r>
-      <w:r>
-        <w:t xml:space="preserve">055;</w:t>
+        <w:t xml:space="preserve">application, EL17-⁠055;</w:t>
       </w:r>
       <w:r>
         <w:t xml:space="preserve"> </w:t>
@@ -18359,13 +17568,7 @@
         <w:t xml:space="preserve">Prevailing Wind Park</w:t>
       </w:r>
       <w:r>
-        <w:t xml:space="preserve">, EL18</w:t>
-      </w:r>
-      <w:r>
-        <w:noBreakHyphen/>
-      </w:r>
-      <w:r>
-        <w:t xml:space="preserve">026, transpired in 2018.</w:t>
+        <w:t xml:space="preserve">, EL18-⁠026, transpired in 2018.</w:t>
       </w:r>
     </w:p>
   </w:footnote>
@@ -18598,19 +17801,7 @@
         <w:t xml:space="preserve">infra</w:t>
       </w:r>
       <w:r>
-        <w:t xml:space="preserve">, lists fifteen (15) studies or articles in the Agency’s record, regarding noise (sound) or shadow flicker and claims of annoyance or health effects. The list reflects the “effects” of the Effects is not settled science. Under SDCL 49</w:t>
-      </w:r>
-      <w:r>
-        <w:noBreakHyphen/>
-      </w:r>
-      <w:r>
-        <w:t xml:space="preserve">41B</w:t>
-      </w:r>
-      <w:r>
-        <w:noBreakHyphen/>
-      </w:r>
-      <w:r>
-        <w:t xml:space="preserve">22(3),</w:t>
+        <w:t xml:space="preserve">, lists fifteen (15) studies or articles in the Agency’s record, regarding noise (sound) or shadow flicker and claims of annoyance or health effects. The list reflects the “effects” of the Effects is not settled science. Under SDCL 49-⁠41B-⁠22(3),</w:t>
       </w:r>
       <w:r>
         <w:t xml:space="preserve"> </w:t>
@@ -18822,37 +18013,13 @@
         <w:t xml:space="preserve"> </w:t>
       </w:r>
       <w:r>
-        <w:t xml:space="preserve">Ironically, SDCL 21</w:t>
-      </w:r>
-      <w:r>
-        <w:noBreakHyphen/>
-      </w:r>
-      <w:r>
-        <w:t xml:space="preserve">10</w:t>
-      </w:r>
-      <w:r>
-        <w:noBreakHyphen/>
-      </w:r>
-      <w:r>
-        <w:t xml:space="preserve">2</w:t>
-      </w:r>
-      <w:r>
-        <w:t xml:space="preserve"> </w:t>
-      </w:r>
-      <w:r>
-        <w:t xml:space="preserve">was borrowed from California in the very same year – 1877 – as SDCL 43</w:t>
-      </w:r>
-      <w:r>
-        <w:noBreakHyphen/>
-      </w:r>
-      <w:r>
-        <w:t xml:space="preserve">13</w:t>
-      </w:r>
-      <w:r>
-        <w:noBreakHyphen/>
-      </w:r>
-      <w:r>
-        <w:t xml:space="preserve">2(8). The language of each remains unchanged today, and, Appellants now urge, directly bear on the merits of this case.</w:t>
+        <w:t xml:space="preserve">Ironically, SDCL 21-⁠10-⁠2</w:t>
+      </w:r>
+      <w:r>
+        <w:t xml:space="preserve"> </w:t>
+      </w:r>
+      <w:r>
+        <w:t xml:space="preserve">was borrowed from California in the very same year – 1877 – as SDCL 43-⁠13-⁠2(8). The language of each remains unchanged today, and, Appellants now urge, directly bear on the merits of this case.</w:t>
       </w:r>
     </w:p>
   </w:footnote>
@@ -18871,13 +18038,7 @@
         <w:t xml:space="preserve"> </w:t>
       </w:r>
       <w:r>
-        <w:t xml:space="preserve">Under the Fifth Amendment, U.S. Constitution, and also under article I, section 18, Iowa Constitution, the court noting, at 319</w:t>
-      </w:r>
-      <w:r>
-        <w:noBreakHyphen/>
-      </w:r>
-      <w:r>
-        <w:t xml:space="preserve">20 “Thus, the state cannot regulate property so as to insulate users from potential private nuisance claims without providing just compensation to persons injured by the nuisance.”</w:t>
+        <w:t xml:space="preserve">Under the Fifth Amendment, U.S. Constitution, and also under article I, section 18, Iowa Constitution, the court noting, at 319-⁠20 “Thus, the state cannot regulate property so as to insulate users from potential private nuisance claims without providing just compensation to persons injured by the nuisance.”</w:t>
       </w:r>
     </w:p>
   </w:footnote>
@@ -18942,19 +18103,7 @@
         <w:t xml:space="preserve"> </w:t>
       </w:r>
       <w:r>
-        <w:t xml:space="preserve">Much like a servitude, including those listed in SDCL 43</w:t>
-      </w:r>
-      <w:r>
-        <w:noBreakHyphen/>
-      </w:r>
-      <w:r>
-        <w:t xml:space="preserve">13</w:t>
-      </w:r>
-      <w:r>
-        <w:noBreakHyphen/>
-      </w:r>
-      <w:r>
-        <w:t xml:space="preserve">2.</w:t>
+        <w:t xml:space="preserve">Much like a servitude, including those listed in SDCL 43-⁠13-⁠2.</w:t>
       </w:r>
     </w:p>
   </w:footnote>
@@ -19815,7 +18964,7 @@
     <w:qFormat/>
     <w:pPr>
       <w:keepLines/>
-      <w:spacing w:before="0" w:after="140" w:line="276" w:lineRule="exact"/>
+      <w:spacing w:before="46" w:after="140" w:line="276" w:lineRule="exact"/>
     </w:pPr>
     <w:rPr>
       <w:sz w:val="24"/>
